--- a/manuscript/ESI manuscript supplement v15 2026.8.31_PJC.docx
+++ b/manuscript/ESI manuscript supplement v15 2026.8.31_PJC.docx
@@ -3329,7 +3329,7 @@
           <w:rFonts w:ascii="Arial" w:hAnsi="Arial"/>
           <w:sz w:val="20"/>
         </w:rPr>
-        <w:t>Ten candidate ESI-based COPD definitions were evaluated for their ability to reproduce the CT-based MD-COPD label. Each candidate is reported twice: on the full analytic cohort (n = 9,402, columns prefixed "Full") and on a held-out 20% split (n = 1,880, columns prefixed "Test") not used to derive the ESI cut-points. The cut-points were obtained from a single-variable classification tree fit to the remaining 80%, so the full-cohort columns are in-sample with respect to threshold selection and the held-out columns are the independent estimate. Definitions vary along three axes: the number of minor criteria in the panel (4 vs 5), the ESI scoring rule (single-cutoff for the 4-criteria variants, two-threshold for the 5-criteria variants), and the minor-criteria count required for the "COPD, minor pathway" designation. Sensitivity, specificity, and Cohen's κ are reported for each definition against the CT-based MD-COPD label. The training-derived variant (5 criteria, ESI cutoff low = 1.0, ESI cutoff high = 2.5) is the definition used in all main text analyses.</w:t>
+        <w:t>Ten candidate ESI-based COPD definitions were evaluated for their ability to reproduce the CT-based MD-COPD label. Each candidate is reported twice: on the full analytic cohort (n = 9,402, columns prefixed "Full") and on a held-out 20% split (n = 1,880, columns prefixed "Test") not used to derive the ESI cut-points. The cut-points were obtained from a single-variable classification tree fit to the remaining 80%, so the full-cohort columns are in-sample with respect to threshold selection and the held-out columns are the independent estimate. Definitions vary along three axes: the number of minor criteria in the panel (4 vs 5), the ESI scoring rule (single-cutoff for the 4-criteria variants, two-threshold for the 5-criteria variants), and the minor-criteria count required for the "COPD minor pathway" designation. Sensitivity, specificity, and Cohen's κ are reported for each definition against the CT-based MD-COPD label. The training-derived variant (5 criteria, ESI cutoff low = 1.0, ESI cutoff high = 2.5) is the definition used in all main text analyses.</w:t>
       </w:r>
       <w:r>
         <w:rPr>
@@ -3344,7 +3344,7 @@
           <w:rFonts w:ascii="Arial" w:hAnsi="Arial"/>
           <w:sz w:val="20"/>
         </w:rPr>
-        <w:t>ESI, Emphysema Severity Index; CT, computed tomography; MD-COPD, multidimensional COPD; COPD, chronic obstructive pulmonary disease; N, number of participants classified as COPD by the candidate definition within the stated population; κ, Cohen's kappa coefficient; ESI cutoff, single ESI threshold above which the emphysema criterion is considered met in a 4-criteria variant; ≥N of M minor, minimum count of minor criteria (of M total) required for the COPD, minor pathway classification; ESI cutoff low / ESI cutoff high, lower / upper ESI thresholds in a 5-criteria two-threshold variant (values below the ESI cutoff low contribute zero minor criteria; ESI cutoff low ≤ ESI &lt; ESI cutoff high contribute one; ESI ≥ ESI cutoff high contribute two).</w:t>
+        <w:t>ESI, Emphysema Severity Index; CT, computed tomography; MD-COPD, multidimensional COPD; COPD, chronic obstructive pulmonary disease; N, number of participants classified as COPD by the candidate definition within the stated population; κ, Cohen's kappa coefficient; ESI cutoff, single ESI threshold above which the emphysema criterion is considered met in a 4-criteria variant; ≥N of M minor, minimum count of minor criteria (of M total) required for the COPD minor pathway classification; ESI cutoff low / ESI cutoff high, lower / upper ESI thresholds in a 5-criteria two-threshold variant (values below the ESI cutoff low contribute zero minor criteria; ESI cutoff low ≤ ESI &lt; ESI cutoff high contribute one; ESI ≥ ESI cutoff high contribute two).</w:t>
       </w:r>
     </w:p>
     <w:tbl>
@@ -3679,7 +3679,7 @@
                 <w:rFonts w:ascii="Arial" w:hAnsi="Arial"/>
                 <w:sz w:val="20"/>
               </w:rPr>
-              <w:t>COPD, minor pathway</w:t>
+              <w:t>COPD minor pathway</w:t>
             </w:r>
           </w:p>
         </w:tc>
@@ -3900,7 +3900,7 @@
                 <w:rFonts w:ascii="Arial" w:hAnsi="Arial"/>
                 <w:sz w:val="20"/>
               </w:rPr>
-              <w:t>COPD, major pathway</w:t>
+              <w:t>COPD major pathway</w:t>
             </w:r>
           </w:p>
         </w:tc>
@@ -4122,7 +4122,7 @@
                 <w:rFonts w:ascii="Arial" w:hAnsi="Arial"/>
                 <w:sz w:val="20"/>
               </w:rPr>
-              <w:t>COPD, minor pathway</w:t>
+              <w:t>COPD minor pathway</w:t>
             </w:r>
           </w:p>
         </w:tc>
@@ -4343,7 +4343,7 @@
                 <w:rFonts w:ascii="Arial" w:hAnsi="Arial"/>
                 <w:sz w:val="20"/>
               </w:rPr>
-              <w:t>COPD, major pathway</w:t>
+              <w:t>COPD major pathway</w:t>
             </w:r>
           </w:p>
         </w:tc>
@@ -4565,7 +4565,7 @@
                 <w:rFonts w:ascii="Arial" w:hAnsi="Arial"/>
                 <w:sz w:val="20"/>
               </w:rPr>
-              <w:t>COPD, minor pathway</w:t>
+              <w:t>COPD minor pathway</w:t>
             </w:r>
           </w:p>
         </w:tc>
@@ -4786,7 +4786,7 @@
                 <w:rFonts w:ascii="Arial" w:hAnsi="Arial"/>
                 <w:sz w:val="20"/>
               </w:rPr>
-              <w:t>COPD, major pathway</w:t>
+              <w:t>COPD major pathway</w:t>
             </w:r>
           </w:p>
         </w:tc>
@@ -11334,7 +11334,7 @@
                 <w:rFonts w:ascii="Arial" w:hAnsi="Arial"/>
                 <w:sz w:val="20"/>
               </w:rPr>
-              <w:t>COPD, minor pathway</w:t>
+              <w:t>COPD minor pathway</w:t>
             </w:r>
           </w:p>
         </w:tc>
@@ -11507,7 +11507,7 @@
                 <w:rFonts w:ascii="Arial" w:hAnsi="Arial"/>
                 <w:sz w:val="20"/>
               </w:rPr>
-              <w:t>COPD, major pathway</w:t>
+              <w:t>COPD major pathway</w:t>
             </w:r>
           </w:p>
         </w:tc>
@@ -11681,7 +11681,7 @@
           <w:rFonts w:ascii="Arial" w:hAnsi="Arial"/>
           <w:sz w:val="20"/>
         </w:rPr>
-        <w:t>Cause-specific Cox proportional-hazards models estimate the hazard ratio for cardiovascular-disease mortality relative to the noCOPD reference under each framework, with deaths from other causes treated as censored. Adjustment covariates are age, sex, race, current smoking status, pack-years, and body mass index. Category totals under the CT-based framework (at risk; the ESI-based categories contain different participants): AFL-only-noCOPD n = 170, COPD, minor pathway n = 1,086, COPD, major pathway n = 3,943.</w:t>
+        <w:t>Cause-specific Cox proportional-hazards models estimate the hazard ratio for cardiovascular-disease mortality relative to the noCOPD reference under each framework, with deaths from other causes treated as censored. Adjustment covariates are age, sex, race, current smoking status, pack-years, and body mass index. Category totals under the CT-based framework (at risk; the ESI-based categories contain different participants): AFL-only-noCOPD n = 170, COPD minor pathway n = 1,086, COPD major pathway n = 3,943.</w:t>
       </w:r>
       <w:r>
         <w:rPr>
@@ -12101,7 +12101,7 @@
                 <w:rFonts w:ascii="Arial" w:hAnsi="Arial"/>
                 <w:sz w:val="20"/>
               </w:rPr>
-              <w:t>COPD, minor pathway</w:t>
+              <w:t>COPD minor pathway</w:t>
             </w:r>
           </w:p>
         </w:tc>
@@ -12274,7 +12274,7 @@
                 <w:rFonts w:ascii="Arial" w:hAnsi="Arial"/>
                 <w:sz w:val="20"/>
               </w:rPr>
-              <w:t>COPD, major pathway</w:t>
+              <w:t>COPD major pathway</w:t>
             </w:r>
           </w:p>
         </w:tc>
@@ -12448,7 +12448,7 @@
           <w:rFonts w:ascii="Arial" w:hAnsi="Arial"/>
           <w:sz w:val="20"/>
         </w:rPr>
-        <w:t>Cause-specific Cox proportional-hazards models estimate the hazard ratio for cancer mortality relative to the noCOPD reference under each framework, with deaths from other causes treated as censored. Adjustment covariates are age, sex, race, current smoking status, pack-years, and body mass index. Category totals under the CT-based framework (at risk; the ESI-based categories contain different participants): AFL-only-noCOPD n = 170, COPD, minor pathway n = 1,086, COPD, major pathway n = 3,943.</w:t>
+        <w:t>Cause-specific Cox proportional-hazards models estimate the hazard ratio for cancer mortality relative to the noCOPD reference under each framework, with deaths from other causes treated as censored. Adjustment covariates are age, sex, race, current smoking status, pack-years, and body mass index. Category totals under the CT-based framework (at risk; the ESI-based categories contain different participants): AFL-only-noCOPD n = 170, COPD minor pathway n = 1,086, COPD major pathway n = 3,943.</w:t>
       </w:r>
       <w:r>
         <w:rPr>
@@ -12868,7 +12868,7 @@
                 <w:rFonts w:ascii="Arial" w:hAnsi="Arial"/>
                 <w:sz w:val="20"/>
               </w:rPr>
-              <w:t>COPD, minor pathway</w:t>
+              <w:t>COPD minor pathway</w:t>
             </w:r>
           </w:p>
         </w:tc>
@@ -13041,7 +13041,7 @@
                 <w:rFonts w:ascii="Arial" w:hAnsi="Arial"/>
                 <w:sz w:val="20"/>
               </w:rPr>
-              <w:t>COPD, major pathway</w:t>
+              <w:t>COPD major pathway</w:t>
             </w:r>
           </w:p>
         </w:tc>
@@ -13215,7 +13215,7 @@
           <w:rFonts w:ascii="Arial" w:hAnsi="Arial"/>
           <w:sz w:val="20"/>
         </w:rPr>
-        <w:t>Cause-specific Cox proportional-hazards models estimate the hazard ratio for other-cause mortality relative to the noCOPD reference under each framework, with deaths from cardiovascular disease and cancer treated as censored. Adjustment covariates are age, sex, race, current smoking status, pack-years, and body mass index. Category totals under the CT-based framework (at risk; the ESI-based categories contain different participants): AFL-only-noCOPD n = 170, COPD, minor pathway n = 1,086, COPD, major pathway n = 3,943.</w:t>
+        <w:t>Cause-specific Cox proportional-hazards models estimate the hazard ratio for other-cause mortality relative to the noCOPD reference under each framework, with deaths from cardiovascular disease and cancer treated as censored. Adjustment covariates are age, sex, race, current smoking status, pack-years, and body mass index. Category totals under the CT-based framework (at risk; the ESI-based categories contain different participants): AFL-only-noCOPD n = 170, COPD minor pathway n = 1,086, COPD major pathway n = 3,943.</w:t>
       </w:r>
       <w:r>
         <w:rPr>
@@ -13635,7 +13635,7 @@
                 <w:rFonts w:ascii="Arial" w:hAnsi="Arial"/>
                 <w:sz w:val="20"/>
               </w:rPr>
-              <w:t>COPD, minor pathway</w:t>
+              <w:t>COPD minor pathway</w:t>
             </w:r>
           </w:p>
         </w:tc>
@@ -13808,7 +13808,7 @@
                 <w:rFonts w:ascii="Arial" w:hAnsi="Arial"/>
                 <w:sz w:val="20"/>
               </w:rPr>
-              <w:t>COPD, major pathway</w:t>
+              <w:t>COPD major pathway</w:t>
             </w:r>
           </w:p>
         </w:tc>
@@ -13982,7 +13982,7 @@
           <w:rFonts w:ascii="Arial" w:hAnsi="Arial"/>
           <w:sz w:val="20"/>
         </w:rPr>
-        <w:t>Linear mixed-effects models of longitudinal FEV₁ (in mL) as a function of years-from-baseline, with a random intercept per participant, are used to estimate the difference in the annual rate of FEV₁ change attributable to each MD-COPD category relative to the noCOPD reference; p-values are Wald tests on the between-group slope contrasts. Adjustment covariates are age at baseline, sex, race, current smoking status, pack-years, and baseline height. Body mass index is intentionally not included in this model class because baseline height is the standard anthropometric adjustment for volume-scaled lung-function outcomes and captures the relevant between-person variation. Category totals under the CT-based framework (at risk; the ESI-based categories contain different participants): AFL-only-noCOPD n = 170, COPD, minor pathway n = 1,086, COPD, major pathway n = 3,943.</w:t>
+        <w:t>Linear mixed-effects models of longitudinal FEV₁ (in mL) as a function of years-from-baseline, with a random intercept per participant, are used to estimate the difference in the annual rate of FEV₁ change attributable to each MD-COPD category relative to the noCOPD reference; p-values are Wald tests on the between-group slope contrasts. Adjustment covariates are age at baseline, sex, race, current smoking status, pack-years, and baseline height. Body mass index is intentionally not included in this model class because baseline height is the standard anthropometric adjustment for volume-scaled lung-function outcomes and captures the relevant between-person variation. Category totals under the CT-based framework (at risk; the ESI-based categories contain different participants): AFL-only-noCOPD n = 170, COPD minor pathway n = 1,086, COPD major pathway n = 3,943.</w:t>
       </w:r>
       <w:r>
         <w:rPr>
@@ -15039,7 +15039,7 @@
                 <w:rFonts w:ascii="Arial" w:hAnsi="Arial"/>
                 <w:sz w:val="20"/>
               </w:rPr>
-              <w:t>COPD, minor pathway</w:t>
+              <w:t>COPD minor pathway</w:t>
             </w:r>
           </w:p>
         </w:tc>
@@ -15164,7 +15164,7 @@
                 <w:rFonts w:ascii="Arial" w:hAnsi="Arial"/>
                 <w:sz w:val="20"/>
               </w:rPr>
-              <w:t>COPD, major pathway</w:t>
+              <w:t>COPD major pathway</w:t>
             </w:r>
           </w:p>
         </w:tc>
@@ -15415,7 +15415,7 @@
                 <w:rFonts w:ascii="Arial" w:hAnsi="Arial"/>
                 <w:sz w:val="20"/>
               </w:rPr>
-              <w:t>COPD, minor pathway</w:t>
+              <w:t>COPD minor pathway</w:t>
             </w:r>
           </w:p>
         </w:tc>
@@ -15540,7 +15540,7 @@
                 <w:rFonts w:ascii="Arial" w:hAnsi="Arial"/>
                 <w:sz w:val="20"/>
               </w:rPr>
-              <w:t>COPD, major pathway</w:t>
+              <w:t>COPD major pathway</w:t>
             </w:r>
           </w:p>
         </w:tc>
@@ -15792,7 +15792,7 @@
                 <w:rFonts w:ascii="Arial" w:hAnsi="Arial"/>
                 <w:sz w:val="20"/>
               </w:rPr>
-              <w:t>COPD, minor pathway</w:t>
+              <w:t>COPD minor pathway</w:t>
             </w:r>
           </w:p>
         </w:tc>
@@ -15917,7 +15917,7 @@
                 <w:rFonts w:ascii="Arial" w:hAnsi="Arial"/>
                 <w:sz w:val="20"/>
               </w:rPr>
-              <w:t>COPD, major pathway</w:t>
+              <w:t>COPD major pathway</w:t>
             </w:r>
           </w:p>
         </w:tc>
@@ -16168,7 +16168,7 @@
                 <w:rFonts w:ascii="Arial" w:hAnsi="Arial"/>
                 <w:sz w:val="20"/>
               </w:rPr>
-              <w:t>COPD, minor pathway</w:t>
+              <w:t>COPD minor pathway</w:t>
             </w:r>
           </w:p>
         </w:tc>
@@ -16293,7 +16293,7 @@
                 <w:rFonts w:ascii="Arial" w:hAnsi="Arial"/>
                 <w:sz w:val="20"/>
               </w:rPr>
-              <w:t>COPD, major pathway</w:t>
+              <w:t>COPD major pathway</w:t>
             </w:r>
           </w:p>
         </w:tc>
@@ -16545,7 +16545,7 @@
                 <w:rFonts w:ascii="Arial" w:hAnsi="Arial"/>
                 <w:sz w:val="20"/>
               </w:rPr>
-              <w:t>COPD, minor pathway</w:t>
+              <w:t>COPD minor pathway</w:t>
             </w:r>
           </w:p>
         </w:tc>
@@ -16670,7 +16670,7 @@
                 <w:rFonts w:ascii="Arial" w:hAnsi="Arial"/>
                 <w:sz w:val="20"/>
               </w:rPr>
-              <w:t>COPD, major pathway</w:t>
+              <w:t>COPD major pathway</w:t>
             </w:r>
           </w:p>
         </w:tc>
@@ -16921,7 +16921,7 @@
                 <w:rFonts w:ascii="Arial" w:hAnsi="Arial"/>
                 <w:sz w:val="20"/>
               </w:rPr>
-              <w:t>COPD, minor pathway</w:t>
+              <w:t>COPD minor pathway</w:t>
             </w:r>
           </w:p>
         </w:tc>
@@ -17046,7 +17046,7 @@
                 <w:rFonts w:ascii="Arial" w:hAnsi="Arial"/>
                 <w:sz w:val="20"/>
               </w:rPr>
-              <w:t>COPD, major pathway</w:t>
+              <w:t>COPD major pathway</w:t>
             </w:r>
           </w:p>
         </w:tc>
@@ -17492,7 +17492,7 @@
                 <w:rFonts w:ascii="Arial" w:hAnsi="Arial"/>
                 <w:sz w:val="20"/>
               </w:rPr>
-              <w:t>COPD, minor pathway</w:t>
+              <w:t>COPD minor pathway</w:t>
             </w:r>
           </w:p>
         </w:tc>
@@ -17617,7 +17617,7 @@
                 <w:rFonts w:ascii="Arial" w:hAnsi="Arial"/>
                 <w:sz w:val="20"/>
               </w:rPr>
-              <w:t>COPD, major pathway</w:t>
+              <w:t>COPD major pathway</w:t>
             </w:r>
           </w:p>
         </w:tc>
@@ -17868,7 +17868,7 @@
                 <w:rFonts w:ascii="Arial" w:hAnsi="Arial"/>
                 <w:sz w:val="20"/>
               </w:rPr>
-              <w:t>COPD, minor pathway</w:t>
+              <w:t>COPD minor pathway</w:t>
             </w:r>
           </w:p>
         </w:tc>
@@ -17993,7 +17993,7 @@
                 <w:rFonts w:ascii="Arial" w:hAnsi="Arial"/>
                 <w:sz w:val="20"/>
               </w:rPr>
-              <w:t>COPD, major pathway</w:t>
+              <w:t>COPD major pathway</w:t>
             </w:r>
           </w:p>
         </w:tc>
@@ -18245,7 +18245,7 @@
                 <w:rFonts w:ascii="Arial" w:hAnsi="Arial"/>
                 <w:sz w:val="20"/>
               </w:rPr>
-              <w:t>COPD, minor pathway</w:t>
+              <w:t>COPD minor pathway</w:t>
             </w:r>
           </w:p>
         </w:tc>
@@ -18370,7 +18370,7 @@
                 <w:rFonts w:ascii="Arial" w:hAnsi="Arial"/>
                 <w:sz w:val="20"/>
               </w:rPr>
-              <w:t>COPD, major pathway</w:t>
+              <w:t>COPD major pathway</w:t>
             </w:r>
           </w:p>
         </w:tc>
@@ -18621,7 +18621,7 @@
                 <w:rFonts w:ascii="Arial" w:hAnsi="Arial"/>
                 <w:sz w:val="20"/>
               </w:rPr>
-              <w:t>COPD, minor pathway</w:t>
+              <w:t>COPD minor pathway</w:t>
             </w:r>
           </w:p>
         </w:tc>
@@ -18746,7 +18746,7 @@
                 <w:rFonts w:ascii="Arial" w:hAnsi="Arial"/>
                 <w:sz w:val="20"/>
               </w:rPr>
-              <w:t>COPD, major pathway</w:t>
+              <w:t>COPD major pathway</w:t>
             </w:r>
           </w:p>
         </w:tc>
@@ -18998,7 +18998,7 @@
                 <w:rFonts w:ascii="Arial" w:hAnsi="Arial"/>
                 <w:sz w:val="20"/>
               </w:rPr>
-              <w:t>COPD, minor pathway</w:t>
+              <w:t>COPD minor pathway</w:t>
             </w:r>
           </w:p>
         </w:tc>
@@ -19123,7 +19123,7 @@
                 <w:rFonts w:ascii="Arial" w:hAnsi="Arial"/>
                 <w:sz w:val="20"/>
               </w:rPr>
-              <w:t>COPD, major pathway</w:t>
+              <w:t>COPD major pathway</w:t>
             </w:r>
           </w:p>
         </w:tc>
@@ -19374,7 +19374,7 @@
                 <w:rFonts w:ascii="Arial" w:hAnsi="Arial"/>
                 <w:sz w:val="20"/>
               </w:rPr>
-              <w:t>COPD, minor pathway</w:t>
+              <w:t>COPD minor pathway</w:t>
             </w:r>
           </w:p>
         </w:tc>
@@ -19499,7 +19499,7 @@
                 <w:rFonts w:ascii="Arial" w:hAnsi="Arial"/>
                 <w:sz w:val="20"/>
               </w:rPr>
-              <w:t>COPD, major pathway</w:t>
+              <w:t>COPD major pathway</w:t>
             </w:r>
           </w:p>
         </w:tc>
@@ -19945,7 +19945,7 @@
                 <w:rFonts w:ascii="Arial" w:hAnsi="Arial"/>
                 <w:sz w:val="20"/>
               </w:rPr>
-              <w:t>COPD, minor pathway</w:t>
+              <w:t>COPD minor pathway</w:t>
             </w:r>
           </w:p>
         </w:tc>
@@ -20070,7 +20070,7 @@
                 <w:rFonts w:ascii="Arial" w:hAnsi="Arial"/>
                 <w:sz w:val="20"/>
               </w:rPr>
-              <w:t>COPD, major pathway</w:t>
+              <w:t>COPD major pathway</w:t>
             </w:r>
           </w:p>
         </w:tc>
@@ -20321,7 +20321,7 @@
                 <w:rFonts w:ascii="Arial" w:hAnsi="Arial"/>
                 <w:sz w:val="20"/>
               </w:rPr>
-              <w:t>COPD, minor pathway</w:t>
+              <w:t>COPD minor pathway</w:t>
             </w:r>
           </w:p>
         </w:tc>
@@ -20446,7 +20446,7 @@
                 <w:rFonts w:ascii="Arial" w:hAnsi="Arial"/>
                 <w:sz w:val="20"/>
               </w:rPr>
-              <w:t>COPD, major pathway</w:t>
+              <w:t>COPD major pathway</w:t>
             </w:r>
           </w:p>
         </w:tc>

--- a/manuscript/ESI manuscript supplement v15 2026.8.31_PJC.docx
+++ b/manuscript/ESI manuscript supplement v15 2026.8.31_PJC.docx
@@ -6159,7 +6159,7 @@
                 <w:rFonts w:ascii="Arial" w:hAnsi="Arial"/>
                 <w:sz w:val="20"/>
               </w:rPr>
-              <w:t>0.453</w:t>
+              <w:t>0.206</w:t>
             </w:r>
           </w:p>
         </w:tc>
@@ -6183,7 +6183,7 @@
                 <w:rFonts w:ascii="Arial" w:hAnsi="Arial"/>
                 <w:sz w:val="20"/>
               </w:rPr>
-              <w:t>0.147</w:t>
+              <w:t>0.143</w:t>
             </w:r>
           </w:p>
         </w:tc>
@@ -6207,7 +6207,7 @@
                 <w:rFonts w:ascii="Arial" w:hAnsi="Arial"/>
                 <w:sz w:val="20"/>
               </w:rPr>
-              <w:t>0.005</w:t>
+              <w:t>0.310</w:t>
             </w:r>
           </w:p>
         </w:tc>
@@ -6308,7 +6308,7 @@
                 <w:rFonts w:ascii="Arial" w:hAnsi="Arial"/>
                 <w:sz w:val="20"/>
               </w:rPr>
-              <w:t>0.667</w:t>
+              <w:t>0.449</w:t>
             </w:r>
           </w:p>
         </w:tc>
@@ -6332,7 +6332,7 @@
                 <w:rFonts w:ascii="Arial" w:hAnsi="Arial"/>
                 <w:sz w:val="20"/>
               </w:rPr>
-              <w:t>0.274</w:t>
+              <w:t>0.266</w:t>
             </w:r>
           </w:p>
         </w:tc>
@@ -6356,7 +6356,7 @@
                 <w:rFonts w:ascii="Arial" w:hAnsi="Arial"/>
                 <w:sz w:val="20"/>
               </w:rPr>
-              <w:t>0.037</w:t>
+              <w:t>0.202</w:t>
             </w:r>
           </w:p>
         </w:tc>
@@ -6457,7 +6457,7 @@
                 <w:rFonts w:ascii="Arial" w:hAnsi="Arial"/>
                 <w:sz w:val="20"/>
               </w:rPr>
-              <w:t>0.214</w:t>
+              <w:t>0.243</w:t>
             </w:r>
           </w:p>
         </w:tc>
@@ -6481,7 +6481,7 @@
                 <w:rFonts w:ascii="Arial" w:hAnsi="Arial"/>
                 <w:sz w:val="20"/>
               </w:rPr>
-              <w:t>0.275</w:t>
+              <w:t>0.267</w:t>
             </w:r>
           </w:p>
         </w:tc>
@@ -6505,7 +6505,7 @@
                 <w:rFonts w:ascii="Arial" w:hAnsi="Arial"/>
                 <w:sz w:val="20"/>
               </w:rPr>
-              <w:t>0.707</w:t>
+              <w:t>0.623</w:t>
             </w:r>
           </w:p>
         </w:tc>
@@ -16444,7 +16444,7 @@
                 <w:rFonts w:ascii="Arial" w:hAnsi="Arial"/>
                 <w:sz w:val="20"/>
               </w:rPr>
-              <w:t>1.29 (0.95–1.76)</w:t>
+              <w:t>1.36 (1.01–1.83)</w:t>
             </w:r>
           </w:p>
         </w:tc>
@@ -16468,7 +16468,7 @@
                 <w:rFonts w:ascii="Arial" w:hAnsi="Arial"/>
                 <w:sz w:val="20"/>
               </w:rPr>
-              <w:t>0.10</w:t>
+              <w:t>0.04</w:t>
             </w:r>
           </w:p>
         </w:tc>
@@ -16569,7 +16569,7 @@
                 <w:rFonts w:ascii="Arial" w:hAnsi="Arial"/>
                 <w:sz w:val="20"/>
               </w:rPr>
-              <w:t>2.69 (2.33–3.11)</w:t>
+              <w:t>2.14 (1.86–2.46)</w:t>
             </w:r>
           </w:p>
         </w:tc>
@@ -16694,7 +16694,7 @@
                 <w:rFonts w:ascii="Arial" w:hAnsi="Arial"/>
                 <w:sz w:val="20"/>
               </w:rPr>
-              <w:t>4.80 (4.35–5.29)</w:t>
+              <w:t>3.69 (3.35–4.06)</w:t>
             </w:r>
           </w:p>
         </w:tc>
@@ -16820,7 +16820,7 @@
                 <w:rFonts w:ascii="Arial" w:hAnsi="Arial"/>
                 <w:sz w:val="20"/>
               </w:rPr>
-              <w:t>0.97 (0.63–1.50)</w:t>
+              <w:t>1.01 (0.66–1.53)</w:t>
             </w:r>
           </w:p>
         </w:tc>
@@ -16844,7 +16844,7 @@
                 <w:rFonts w:ascii="Arial" w:hAnsi="Arial"/>
                 <w:sz w:val="20"/>
               </w:rPr>
-              <w:t>0.91</w:t>
+              <w:t>0.97</w:t>
             </w:r>
           </w:p>
         </w:tc>
@@ -16945,7 +16945,7 @@
                 <w:rFonts w:ascii="Arial" w:hAnsi="Arial"/>
                 <w:sz w:val="20"/>
               </w:rPr>
-              <w:t>2.75 (2.31–3.28)</w:t>
+              <w:t>2.07 (1.74–2.46)</w:t>
             </w:r>
           </w:p>
         </w:tc>
@@ -17070,7 +17070,7 @@
                 <w:rFonts w:ascii="Arial" w:hAnsi="Arial"/>
                 <w:sz w:val="20"/>
               </w:rPr>
-              <w:t>4.25 (3.86–4.67)</w:t>
+              <w:t>3.33 (3.03–3.65)</w:t>
             </w:r>
           </w:p>
         </w:tc>
@@ -18897,7 +18897,7 @@
                 <w:rFonts w:ascii="Arial" w:hAnsi="Arial"/>
                 <w:sz w:val="20"/>
               </w:rPr>
-              <w:t>1.28 (0.94–1.75)</w:t>
+              <w:t>1.35 (1.00–1.81)</w:t>
             </w:r>
           </w:p>
         </w:tc>
@@ -18921,7 +18921,7 @@
                 <w:rFonts w:ascii="Arial" w:hAnsi="Arial"/>
                 <w:sz w:val="20"/>
               </w:rPr>
-              <w:t>0.11</w:t>
+              <w:t>0.05</w:t>
             </w:r>
           </w:p>
         </w:tc>
@@ -19022,7 +19022,7 @@
                 <w:rFonts w:ascii="Arial" w:hAnsi="Arial"/>
                 <w:sz w:val="20"/>
               </w:rPr>
-              <w:t>2.72 (2.36–3.14)</w:t>
+              <w:t>2.16 (1.88–2.49)</w:t>
             </w:r>
           </w:p>
         </w:tc>
@@ -19147,7 +19147,7 @@
                 <w:rFonts w:ascii="Arial" w:hAnsi="Arial"/>
                 <w:sz w:val="20"/>
               </w:rPr>
-              <w:t>5.05 (4.59–5.56)</w:t>
+              <w:t>3.82 (3.48–4.21)</w:t>
             </w:r>
           </w:p>
         </w:tc>
@@ -19273,7 +19273,7 @@
                 <w:rFonts w:ascii="Arial" w:hAnsi="Arial"/>
                 <w:sz w:val="20"/>
               </w:rPr>
-              <w:t>0.99 (0.82–1.19)</w:t>
+              <w:t>1.08 (0.91–1.29)</w:t>
             </w:r>
           </w:p>
         </w:tc>
@@ -19297,7 +19297,7 @@
                 <w:rFonts w:ascii="Arial" w:hAnsi="Arial"/>
                 <w:sz w:val="20"/>
               </w:rPr>
-              <w:t>0.91</w:t>
+              <w:t>0.39</w:t>
             </w:r>
           </w:p>
         </w:tc>
@@ -19398,7 +19398,7 @@
                 <w:rFonts w:ascii="Arial" w:hAnsi="Arial"/>
                 <w:sz w:val="20"/>
               </w:rPr>
-              <w:t>2.84 (2.29–3.51)</w:t>
+              <w:t>2.22 (1.81–2.74)</w:t>
             </w:r>
           </w:p>
         </w:tc>
@@ -19523,7 +19523,7 @@
                 <w:rFonts w:ascii="Arial" w:hAnsi="Arial"/>
                 <w:sz w:val="20"/>
               </w:rPr>
-              <w:t>4.78 (4.35–5.24)</w:t>
+              <w:t>3.73 (3.40–4.10)</w:t>
             </w:r>
           </w:p>
         </w:tc>
@@ -19844,7 +19844,7 @@
                 <w:rFonts w:ascii="Arial" w:hAnsi="Arial"/>
                 <w:sz w:val="20"/>
               </w:rPr>
-              <w:t>1.29 (0.85–1.96)</w:t>
+              <w:t>1.33 (0.89–2.00)</w:t>
             </w:r>
           </w:p>
         </w:tc>
@@ -19868,7 +19868,7 @@
                 <w:rFonts w:ascii="Arial" w:hAnsi="Arial"/>
                 <w:sz w:val="20"/>
               </w:rPr>
-              <w:t>0.23</w:t>
+              <w:t>0.17</w:t>
             </w:r>
           </w:p>
         </w:tc>
@@ -19969,7 +19969,7 @@
                 <w:rFonts w:ascii="Arial" w:hAnsi="Arial"/>
                 <w:sz w:val="20"/>
               </w:rPr>
-              <w:t>3.49 (2.91–4.17)</w:t>
+              <w:t>2.83 (2.37–3.38)</w:t>
             </w:r>
           </w:p>
         </w:tc>
@@ -20094,7 +20094,7 @@
                 <w:rFonts w:ascii="Arial" w:hAnsi="Arial"/>
                 <w:sz w:val="20"/>
               </w:rPr>
-              <w:t>6.52 (5.76–7.38)</w:t>
+              <w:t>4.82 (4.25–5.46)</w:t>
             </w:r>
           </w:p>
         </w:tc>
@@ -20220,7 +20220,7 @@
                 <w:rFonts w:ascii="Arial" w:hAnsi="Arial"/>
                 <w:sz w:val="20"/>
               </w:rPr>
-              <w:t>1.27 (0.73–2.22)</w:t>
+              <w:t>1.24 (0.72–2.14)</w:t>
             </w:r>
           </w:p>
         </w:tc>
@@ -20244,7 +20244,7 @@
                 <w:rFonts w:ascii="Arial" w:hAnsi="Arial"/>
                 <w:sz w:val="20"/>
               </w:rPr>
-              <w:t>0.40</w:t>
+              <w:t>0.44</w:t>
             </w:r>
           </w:p>
         </w:tc>
@@ -20345,7 +20345,7 @@
                 <w:rFonts w:ascii="Arial" w:hAnsi="Arial"/>
                 <w:sz w:val="20"/>
               </w:rPr>
-              <w:t>3.19 (2.56–3.97)</w:t>
+              <w:t>2.46 (1.99–3.06)</w:t>
             </w:r>
           </w:p>
         </w:tc>
@@ -20470,7 +20470,7 @@
                 <w:rFonts w:ascii="Arial" w:hAnsi="Arial"/>
                 <w:sz w:val="20"/>
               </w:rPr>
-              <w:t>5.45 (4.84–6.15)</w:t>
+              <w:t>4.08 (3.62–4.60)</w:t>
             </w:r>
           </w:p>
         </w:tc>

--- a/manuscript/ESI manuscript supplement v15 2026.8.31_PJC.docx
+++ b/manuscript/ESI manuscript supplement v15 2026.8.31_PJC.docx
@@ -3679,7 +3679,7 @@
                 <w:rFonts w:ascii="Arial" w:hAnsi="Arial"/>
                 <w:sz w:val="20"/>
               </w:rPr>
-              <w:t>COPD minor pathway</w:t>
+              <w:t>AFL-only-noCOPD</w:t>
             </w:r>
           </w:p>
         </w:tc>
@@ -3703,7 +3703,7 @@
                 <w:rFonts w:ascii="Arial" w:hAnsi="Arial"/>
                 <w:sz w:val="20"/>
               </w:rPr>
-              <w:t>1.91</w:t>
+              <w:t>0.90</w:t>
             </w:r>
           </w:p>
         </w:tc>
@@ -3727,7 +3727,7 @@
                 <w:rFonts w:ascii="Arial" w:hAnsi="Arial"/>
                 <w:sz w:val="20"/>
               </w:rPr>
-              <w:t>1.94</w:t>
+              <w:t>0.91</w:t>
             </w:r>
           </w:p>
         </w:tc>
@@ -3751,7 +3751,7 @@
                 <w:rFonts w:ascii="Arial" w:hAnsi="Arial"/>
                 <w:sz w:val="20"/>
               </w:rPr>
-              <w:t>-0.04</w:t>
+              <w:t>-0.02</w:t>
             </w:r>
           </w:p>
         </w:tc>
@@ -3775,7 +3775,7 @@
                 <w:rFonts w:ascii="Arial" w:hAnsi="Arial"/>
                 <w:sz w:val="20"/>
               </w:rPr>
-              <w:t>-0.019</w:t>
+              <w:t>-0.018</w:t>
             </w:r>
           </w:p>
         </w:tc>
@@ -3799,7 +3799,7 @@
                 <w:rFonts w:ascii="Arial" w:hAnsi="Arial"/>
                 <w:sz w:val="20"/>
               </w:rPr>
-              <w:t>(-0.179, 0.135)</w:t>
+              <w:t>(-0.573, 0.583)</w:t>
             </w:r>
           </w:p>
         </w:tc>
@@ -3823,7 +3823,7 @@
                 <w:rFonts w:ascii="Arial" w:hAnsi="Arial"/>
                 <w:sz w:val="20"/>
               </w:rPr>
-              <w:t>0.85</w:t>
+              <w:t>0.94</w:t>
             </w:r>
           </w:p>
         </w:tc>
@@ -3839,7 +3839,7 @@
             <w:tcBorders>
               <w:top w:val="nil"/>
               <w:left w:val="single" w:sz="6" w:color="000000"/>
-              <w:bottom w:val="single" w:sz="6" w:color="000000"/>
+              <w:bottom w:val="nil"/>
               <w:right w:val="single" w:sz="6" w:color="000000"/>
             </w:tcBorders>
           </w:tcPr>
@@ -3900,7 +3900,7 @@
                 <w:rFonts w:ascii="Arial" w:hAnsi="Arial"/>
                 <w:sz w:val="20"/>
               </w:rPr>
-              <w:t>COPD major pathway</w:t>
+              <w:t>COPD minor pathway</w:t>
             </w:r>
           </w:p>
         </w:tc>
@@ -3924,7 +3924,7 @@
                 <w:rFonts w:ascii="Arial" w:hAnsi="Arial"/>
                 <w:sz w:val="20"/>
               </w:rPr>
-              <w:t>2.59</w:t>
+              <w:t>1.91</w:t>
             </w:r>
           </w:p>
         </w:tc>
@@ -3948,7 +3948,7 @@
                 <w:rFonts w:ascii="Arial" w:hAnsi="Arial"/>
                 <w:sz w:val="20"/>
               </w:rPr>
-              <w:t>2.39</w:t>
+              <w:t>1.94</w:t>
             </w:r>
           </w:p>
         </w:tc>
@@ -3972,7 +3972,7 @@
                 <w:rFonts w:ascii="Arial" w:hAnsi="Arial"/>
                 <w:sz w:val="20"/>
               </w:rPr>
-              <w:t>0.20</w:t>
+              <w:t>-0.04</w:t>
             </w:r>
           </w:p>
         </w:tc>
@@ -3996,7 +3996,7 @@
                 <w:rFonts w:ascii="Arial" w:hAnsi="Arial"/>
                 <w:sz w:val="20"/>
               </w:rPr>
-              <w:t>0.079</w:t>
+              <w:t>-0.019</w:t>
             </w:r>
           </w:p>
         </w:tc>
@@ -4020,7 +4020,7 @@
                 <w:rFonts w:ascii="Arial" w:hAnsi="Arial"/>
                 <w:sz w:val="20"/>
               </w:rPr>
-              <w:t>(0.045, 0.115)</w:t>
+              <w:t>(-0.179, 0.135)</w:t>
             </w:r>
           </w:p>
         </w:tc>
@@ -4044,7 +4044,7 @@
                 <w:rFonts w:ascii="Arial" w:hAnsi="Arial"/>
                 <w:sz w:val="20"/>
               </w:rPr>
-              <w:t>&lt;0.002</w:t>
+              <w:t>0.85</w:t>
             </w:r>
           </w:p>
         </w:tc>
@@ -4056,25 +4056,24 @@
         <w:tc>
           <w:tcPr>
             <w:tcW w:type="dxa" w:w="2232"/>
-            <w:vMerge w:val="restart"/>
-            <w:tcBorders>
-              <w:top w:val="single" w:sz="6" w:color="000000"/>
-              <w:left w:val="single" w:sz="6" w:color="000000"/>
-              <w:bottom w:val="nil"/>
-              <w:right w:val="single" w:sz="6" w:color="000000"/>
-            </w:tcBorders>
-          </w:tcPr>
-          <w:p>
-            <w:pPr>
-              <w:keepNext/>
-            </w:pPr>
-            <w:r/>
-            <w:r>
-              <w:rPr>
-                <w:rFonts w:ascii="Arial" w:hAnsi="Arial"/>
-                <w:sz w:val="20"/>
-              </w:rPr>
-              <w:t>Respiratory mortality</w:t>
+            <w:vMerge/>
+            <w:tcBorders>
+              <w:top w:val="nil"/>
+              <w:left w:val="single" w:sz="6" w:color="000000"/>
+              <w:bottom w:val="single" w:sz="6" w:color="000000"/>
+              <w:right w:val="single" w:sz="6" w:color="000000"/>
+            </w:tcBorders>
+          </w:tcPr>
+          <w:p>
+            <w:pPr>
+              <w:keepNext/>
+            </w:pPr>
+            <w:r/>
+            <w:r>
+              <w:rPr>
+                <w:rFonts w:ascii="Arial" w:hAnsi="Arial"/>
+                <w:sz w:val="20"/>
+              </w:rPr>
             </w:r>
           </w:p>
         </w:tc>
@@ -4122,7 +4121,7 @@
                 <w:rFonts w:ascii="Arial" w:hAnsi="Arial"/>
                 <w:sz w:val="20"/>
               </w:rPr>
-              <w:t>COPD minor pathway</w:t>
+              <w:t>COPD major pathway</w:t>
             </w:r>
           </w:p>
         </w:tc>
@@ -4146,7 +4145,7 @@
                 <w:rFonts w:ascii="Arial" w:hAnsi="Arial"/>
                 <w:sz w:val="20"/>
               </w:rPr>
-              <w:t>4.80</w:t>
+              <w:t>2.59</w:t>
             </w:r>
           </w:p>
         </w:tc>
@@ -4170,7 +4169,7 @@
                 <w:rFonts w:ascii="Arial" w:hAnsi="Arial"/>
                 <w:sz w:val="20"/>
               </w:rPr>
-              <w:t>5.68</w:t>
+              <w:t>2.39</w:t>
             </w:r>
           </w:p>
         </w:tc>
@@ -4194,7 +4193,7 @@
                 <w:rFonts w:ascii="Arial" w:hAnsi="Arial"/>
                 <w:sz w:val="20"/>
               </w:rPr>
-              <w:t>-0.88</w:t>
+              <w:t>0.20</w:t>
             </w:r>
           </w:p>
         </w:tc>
@@ -4218,7 +4217,7 @@
                 <w:rFonts w:ascii="Arial" w:hAnsi="Arial"/>
                 <w:sz w:val="20"/>
               </w:rPr>
-              <w:t>-0.168</w:t>
+              <w:t>0.079</w:t>
             </w:r>
           </w:p>
         </w:tc>
@@ -4242,7 +4241,7 @@
                 <w:rFonts w:ascii="Arial" w:hAnsi="Arial"/>
                 <w:sz w:val="20"/>
               </w:rPr>
-              <w:t>(-1.026, 0.764)</w:t>
+              <w:t>(0.045, 0.115)</w:t>
             </w:r>
           </w:p>
         </w:tc>
@@ -4266,7 +4265,7 @@
                 <w:rFonts w:ascii="Arial" w:hAnsi="Arial"/>
                 <w:sz w:val="20"/>
               </w:rPr>
-              <w:t>0.70</w:t>
+              <w:t>&lt;0.002</w:t>
             </w:r>
           </w:p>
         </w:tc>
@@ -4278,24 +4277,25 @@
         <w:tc>
           <w:tcPr>
             <w:tcW w:type="dxa" w:w="2232"/>
-            <w:vMerge/>
-            <w:tcBorders>
-              <w:top w:val="nil"/>
-              <w:left w:val="single" w:sz="6" w:color="000000"/>
-              <w:bottom w:val="single" w:sz="6" w:color="000000"/>
-              <w:right w:val="single" w:sz="6" w:color="000000"/>
-            </w:tcBorders>
-          </w:tcPr>
-          <w:p>
-            <w:pPr>
-              <w:keepNext/>
-            </w:pPr>
-            <w:r/>
-            <w:r>
-              <w:rPr>
-                <w:rFonts w:ascii="Arial" w:hAnsi="Arial"/>
-                <w:sz w:val="20"/>
-              </w:rPr>
+            <w:vMerge w:val="restart"/>
+            <w:tcBorders>
+              <w:top w:val="single" w:sz="6" w:color="000000"/>
+              <w:left w:val="single" w:sz="6" w:color="000000"/>
+              <w:bottom w:val="nil"/>
+              <w:right w:val="single" w:sz="6" w:color="000000"/>
+            </w:tcBorders>
+          </w:tcPr>
+          <w:p>
+            <w:pPr>
+              <w:keepNext/>
+            </w:pPr>
+            <w:r/>
+            <w:r>
+              <w:rPr>
+                <w:rFonts w:ascii="Arial" w:hAnsi="Arial"/>
+                <w:sz w:val="20"/>
+              </w:rPr>
+              <w:t>Respiratory mortality</w:t>
             </w:r>
           </w:p>
         </w:tc>
@@ -4343,7 +4343,7 @@
                 <w:rFonts w:ascii="Arial" w:hAnsi="Arial"/>
                 <w:sz w:val="20"/>
               </w:rPr>
-              <w:t>COPD major pathway</w:t>
+              <w:t>AFL-only-noCOPD</w:t>
             </w:r>
           </w:p>
         </w:tc>
@@ -4367,7 +4367,7 @@
                 <w:rFonts w:ascii="Arial" w:hAnsi="Arial"/>
                 <w:sz w:val="20"/>
               </w:rPr>
-              <w:t>36.27</w:t>
+              <w:t>1.42</w:t>
             </w:r>
           </w:p>
         </w:tc>
@@ -4391,7 +4391,7 @@
                 <w:rFonts w:ascii="Arial" w:hAnsi="Arial"/>
                 <w:sz w:val="20"/>
               </w:rPr>
-              <w:t>30.95</w:t>
+              <w:t>2.19</w:t>
             </w:r>
           </w:p>
         </w:tc>
@@ -4415,7 +4415,7 @@
                 <w:rFonts w:ascii="Arial" w:hAnsi="Arial"/>
                 <w:sz w:val="20"/>
               </w:rPr>
-              <w:t>5.31</w:t>
+              <w:t>-0.78</w:t>
             </w:r>
           </w:p>
         </w:tc>
@@ -4439,7 +4439,7 @@
                 <w:rFonts w:ascii="Arial" w:hAnsi="Arial"/>
                 <w:sz w:val="20"/>
               </w:rPr>
-              <w:t>0.158</w:t>
+              <w:t>-0.436</w:t>
             </w:r>
           </w:p>
         </w:tc>
@@ -4463,7 +4463,7 @@
                 <w:rFonts w:ascii="Arial" w:hAnsi="Arial"/>
                 <w:sz w:val="20"/>
               </w:rPr>
-              <w:t>(-0.182, 0.510)</w:t>
+              <w:t>(-1.806, 0.748)</w:t>
             </w:r>
           </w:p>
         </w:tc>
@@ -4487,7 +4487,7 @@
                 <w:rFonts w:ascii="Arial" w:hAnsi="Arial"/>
                 <w:sz w:val="20"/>
               </w:rPr>
-              <w:t>0.29</w:t>
+              <w:t>0.46</w:t>
             </w:r>
           </w:p>
         </w:tc>
@@ -4499,9 +4499,9 @@
         <w:tc>
           <w:tcPr>
             <w:tcW w:type="dxa" w:w="2232"/>
-            <w:vMerge w:val="restart"/>
-            <w:tcBorders>
-              <w:top w:val="single" w:sz="6" w:color="000000"/>
+            <w:vMerge/>
+            <w:tcBorders>
+              <w:top w:val="nil"/>
               <w:left w:val="single" w:sz="6" w:color="000000"/>
               <w:bottom w:val="nil"/>
               <w:right w:val="single" w:sz="6" w:color="000000"/>
@@ -4517,7 +4517,6 @@
                 <w:rFonts w:ascii="Arial" w:hAnsi="Arial"/>
                 <w:sz w:val="20"/>
               </w:rPr>
-              <w:t>Exacerbations</w:t>
             </w:r>
           </w:p>
         </w:tc>
@@ -4541,7 +4540,7 @@
                 <w:rFonts w:ascii="Arial" w:hAnsi="Arial"/>
                 <w:sz w:val="20"/>
               </w:rPr>
-              <w:t>IRR</w:t>
+              <w:t>HR</w:t>
             </w:r>
           </w:p>
         </w:tc>
@@ -4589,7 +4588,7 @@
                 <w:rFonts w:ascii="Arial" w:hAnsi="Arial"/>
                 <w:sz w:val="20"/>
               </w:rPr>
-              <w:t>2.72</w:t>
+              <w:t>4.80</w:t>
             </w:r>
           </w:p>
         </w:tc>
@@ -4613,7 +4612,7 @@
                 <w:rFonts w:ascii="Arial" w:hAnsi="Arial"/>
                 <w:sz w:val="20"/>
               </w:rPr>
-              <w:t>2.77</w:t>
+              <w:t>5.68</w:t>
             </w:r>
           </w:p>
         </w:tc>
@@ -4637,7 +4636,7 @@
                 <w:rFonts w:ascii="Arial" w:hAnsi="Arial"/>
                 <w:sz w:val="20"/>
               </w:rPr>
-              <w:t>-0.06</w:t>
+              <w:t>-0.88</w:t>
             </w:r>
           </w:p>
         </w:tc>
@@ -4661,7 +4660,7 @@
                 <w:rFonts w:ascii="Arial" w:hAnsi="Arial"/>
                 <w:sz w:val="20"/>
               </w:rPr>
-              <w:t>-0.020</w:t>
+              <w:t>-0.168</w:t>
             </w:r>
           </w:p>
         </w:tc>
@@ -4685,7 +4684,7 @@
                 <w:rFonts w:ascii="Arial" w:hAnsi="Arial"/>
                 <w:sz w:val="20"/>
               </w:rPr>
-              <w:t>(-0.167, 0.117)</w:t>
+              <w:t>(-1.026, 0.764)</w:t>
             </w:r>
           </w:p>
         </w:tc>
@@ -4709,7 +4708,7 @@
                 <w:rFonts w:ascii="Arial" w:hAnsi="Arial"/>
                 <w:sz w:val="20"/>
               </w:rPr>
-              <w:t>0.80</w:t>
+              <w:t>0.70</w:t>
             </w:r>
           </w:p>
         </w:tc>
@@ -4762,6 +4761,228 @@
                 <w:rFonts w:ascii="Arial" w:hAnsi="Arial"/>
                 <w:sz w:val="20"/>
               </w:rPr>
+              <w:t>HR</w:t>
+            </w:r>
+          </w:p>
+        </w:tc>
+        <w:tc>
+          <w:tcPr>
+            <w:tcW w:type="dxa" w:w="1584"/>
+            <w:tcBorders>
+              <w:top w:val="single" w:sz="6" w:color="000000"/>
+              <w:left w:val="single" w:sz="6" w:color="000000"/>
+              <w:bottom w:val="single" w:sz="6" w:color="000000"/>
+              <w:right w:val="single" w:sz="6" w:color="000000"/>
+            </w:tcBorders>
+          </w:tcPr>
+          <w:p>
+            <w:pPr>
+              <w:keepNext/>
+            </w:pPr>
+            <w:r/>
+            <w:r>
+              <w:rPr>
+                <w:rFonts w:ascii="Arial" w:hAnsi="Arial"/>
+                <w:sz w:val="20"/>
+              </w:rPr>
+              <w:t>COPD major pathway</w:t>
+            </w:r>
+          </w:p>
+        </w:tc>
+        <w:tc>
+          <w:tcPr>
+            <w:tcW w:type="dxa" w:w="792"/>
+            <w:tcBorders>
+              <w:top w:val="single" w:sz="6" w:color="000000"/>
+              <w:left w:val="single" w:sz="6" w:color="000000"/>
+              <w:bottom w:val="single" w:sz="6" w:color="000000"/>
+              <w:right w:val="single" w:sz="6" w:color="000000"/>
+            </w:tcBorders>
+          </w:tcPr>
+          <w:p>
+            <w:pPr>
+              <w:keepNext/>
+            </w:pPr>
+            <w:r/>
+            <w:r>
+              <w:rPr>
+                <w:rFonts w:ascii="Arial" w:hAnsi="Arial"/>
+                <w:sz w:val="20"/>
+              </w:rPr>
+              <w:t>36.27</w:t>
+            </w:r>
+          </w:p>
+        </w:tc>
+        <w:tc>
+          <w:tcPr>
+            <w:tcW w:type="dxa" w:w="792"/>
+            <w:tcBorders>
+              <w:top w:val="single" w:sz="6" w:color="000000"/>
+              <w:left w:val="single" w:sz="6" w:color="000000"/>
+              <w:bottom w:val="single" w:sz="6" w:color="000000"/>
+              <w:right w:val="single" w:sz="6" w:color="000000"/>
+            </w:tcBorders>
+          </w:tcPr>
+          <w:p>
+            <w:pPr>
+              <w:keepNext/>
+            </w:pPr>
+            <w:r/>
+            <w:r>
+              <w:rPr>
+                <w:rFonts w:ascii="Arial" w:hAnsi="Arial"/>
+                <w:sz w:val="20"/>
+              </w:rPr>
+              <w:t>30.95</w:t>
+            </w:r>
+          </w:p>
+        </w:tc>
+        <w:tc>
+          <w:tcPr>
+            <w:tcW w:type="dxa" w:w="1512"/>
+            <w:tcBorders>
+              <w:top w:val="single" w:sz="6" w:color="000000"/>
+              <w:left w:val="single" w:sz="6" w:color="000000"/>
+              <w:bottom w:val="single" w:sz="6" w:color="000000"/>
+              <w:right w:val="single" w:sz="6" w:color="000000"/>
+            </w:tcBorders>
+          </w:tcPr>
+          <w:p>
+            <w:pPr>
+              <w:keepNext/>
+            </w:pPr>
+            <w:r/>
+            <w:r>
+              <w:rPr>
+                <w:rFonts w:ascii="Arial" w:hAnsi="Arial"/>
+                <w:sz w:val="20"/>
+              </w:rPr>
+              <w:t>5.31</w:t>
+            </w:r>
+          </w:p>
+        </w:tc>
+        <w:tc>
+          <w:tcPr>
+            <w:tcW w:type="dxa" w:w="1368"/>
+            <w:tcBorders>
+              <w:top w:val="single" w:sz="6" w:color="000000"/>
+              <w:left w:val="single" w:sz="6" w:color="000000"/>
+              <w:bottom w:val="single" w:sz="6" w:color="000000"/>
+              <w:right w:val="single" w:sz="6" w:color="000000"/>
+            </w:tcBorders>
+          </w:tcPr>
+          <w:p>
+            <w:pPr>
+              <w:keepNext/>
+            </w:pPr>
+            <w:r/>
+            <w:r>
+              <w:rPr>
+                <w:rFonts w:ascii="Arial" w:hAnsi="Arial"/>
+                <w:sz w:val="20"/>
+              </w:rPr>
+              <w:t>0.158</w:t>
+            </w:r>
+          </w:p>
+        </w:tc>
+        <w:tc>
+          <w:tcPr>
+            <w:tcW w:type="dxa" w:w="2232"/>
+            <w:tcBorders>
+              <w:top w:val="single" w:sz="6" w:color="000000"/>
+              <w:left w:val="single" w:sz="6" w:color="000000"/>
+              <w:bottom w:val="single" w:sz="6" w:color="000000"/>
+              <w:right w:val="single" w:sz="6" w:color="000000"/>
+            </w:tcBorders>
+          </w:tcPr>
+          <w:p>
+            <w:pPr>
+              <w:keepNext/>
+            </w:pPr>
+            <w:r/>
+            <w:r>
+              <w:rPr>
+                <w:rFonts w:ascii="Arial" w:hAnsi="Arial"/>
+                <w:sz w:val="20"/>
+              </w:rPr>
+              <w:t>(-0.182, 0.510)</w:t>
+            </w:r>
+          </w:p>
+        </w:tc>
+        <w:tc>
+          <w:tcPr>
+            <w:tcW w:type="dxa" w:w="1296"/>
+            <w:tcBorders>
+              <w:top w:val="single" w:sz="6" w:color="000000"/>
+              <w:left w:val="single" w:sz="6" w:color="000000"/>
+              <w:bottom w:val="single" w:sz="6" w:color="000000"/>
+              <w:right w:val="single" w:sz="6" w:color="000000"/>
+            </w:tcBorders>
+          </w:tcPr>
+          <w:p>
+            <w:pPr>
+              <w:keepNext/>
+            </w:pPr>
+            <w:r/>
+            <w:r>
+              <w:rPr>
+                <w:rFonts w:ascii="Arial" w:hAnsi="Arial"/>
+                <w:sz w:val="20"/>
+              </w:rPr>
+              <w:t>0.29</w:t>
+            </w:r>
+          </w:p>
+        </w:tc>
+      </w:tr>
+      <w:tr>
+        <w:trPr>
+          <w:cantSplit/>
+        </w:trPr>
+        <w:tc>
+          <w:tcPr>
+            <w:tcW w:type="dxa" w:w="2232"/>
+            <w:vMerge w:val="restart"/>
+            <w:tcBorders>
+              <w:top w:val="single" w:sz="6" w:color="000000"/>
+              <w:left w:val="single" w:sz="6" w:color="000000"/>
+              <w:bottom w:val="nil"/>
+              <w:right w:val="single" w:sz="6" w:color="000000"/>
+            </w:tcBorders>
+          </w:tcPr>
+          <w:p>
+            <w:pPr>
+              <w:keepNext/>
+            </w:pPr>
+            <w:r/>
+            <w:r>
+              <w:rPr>
+                <w:rFonts w:ascii="Arial" w:hAnsi="Arial"/>
+                <w:sz w:val="20"/>
+              </w:rPr>
+              <w:t>Exacerbations</w:t>
+            </w:r>
+          </w:p>
+        </w:tc>
+        <w:tc>
+          <w:tcPr>
+            <w:tcW w:type="dxa" w:w="864"/>
+            <w:tcBorders>
+              <w:top w:val="single" w:sz="6" w:color="000000"/>
+              <w:left w:val="single" w:sz="6" w:color="000000"/>
+              <w:bottom w:val="single" w:sz="6" w:color="000000"/>
+              <w:right w:val="single" w:sz="6" w:color="000000"/>
+            </w:tcBorders>
+          </w:tcPr>
+          <w:p>
+            <w:pPr>
+              <w:keepNext/>
+            </w:pPr>
+            <w:r/>
+            <w:r>
+              <w:rPr>
+                <w:rFonts w:ascii="Arial" w:hAnsi="Arial"/>
+                <w:sz w:val="20"/>
+              </w:rPr>
               <w:t>IRR</w:t>
             </w:r>
           </w:p>
@@ -4786,6 +5007,448 @@
                 <w:rFonts w:ascii="Arial" w:hAnsi="Arial"/>
                 <w:sz w:val="20"/>
               </w:rPr>
+              <w:t>AFL-only-noCOPD</w:t>
+            </w:r>
+          </w:p>
+        </w:tc>
+        <w:tc>
+          <w:tcPr>
+            <w:tcW w:type="dxa" w:w="792"/>
+            <w:tcBorders>
+              <w:top w:val="single" w:sz="6" w:color="000000"/>
+              <w:left w:val="single" w:sz="6" w:color="000000"/>
+              <w:bottom w:val="single" w:sz="6" w:color="000000"/>
+              <w:right w:val="single" w:sz="6" w:color="000000"/>
+            </w:tcBorders>
+          </w:tcPr>
+          <w:p>
+            <w:pPr>
+              <w:keepNext/>
+            </w:pPr>
+            <w:r/>
+            <w:r>
+              <w:rPr>
+                <w:rFonts w:ascii="Arial" w:hAnsi="Arial"/>
+                <w:sz w:val="20"/>
+              </w:rPr>
+              <w:t>1.35</w:t>
+            </w:r>
+          </w:p>
+        </w:tc>
+        <w:tc>
+          <w:tcPr>
+            <w:tcW w:type="dxa" w:w="792"/>
+            <w:tcBorders>
+              <w:top w:val="single" w:sz="6" w:color="000000"/>
+              <w:left w:val="single" w:sz="6" w:color="000000"/>
+              <w:bottom w:val="single" w:sz="6" w:color="000000"/>
+              <w:right w:val="single" w:sz="6" w:color="000000"/>
+            </w:tcBorders>
+          </w:tcPr>
+          <w:p>
+            <w:pPr>
+              <w:keepNext/>
+            </w:pPr>
+            <w:r/>
+            <w:r>
+              <w:rPr>
+                <w:rFonts w:ascii="Arial" w:hAnsi="Arial"/>
+                <w:sz w:val="20"/>
+              </w:rPr>
+              <w:t>1.01</w:t>
+            </w:r>
+          </w:p>
+        </w:tc>
+        <w:tc>
+          <w:tcPr>
+            <w:tcW w:type="dxa" w:w="1512"/>
+            <w:tcBorders>
+              <w:top w:val="single" w:sz="6" w:color="000000"/>
+              <w:left w:val="single" w:sz="6" w:color="000000"/>
+              <w:bottom w:val="single" w:sz="6" w:color="000000"/>
+              <w:right w:val="single" w:sz="6" w:color="000000"/>
+            </w:tcBorders>
+          </w:tcPr>
+          <w:p>
+            <w:pPr>
+              <w:keepNext/>
+            </w:pPr>
+            <w:r/>
+            <w:r>
+              <w:rPr>
+                <w:rFonts w:ascii="Arial" w:hAnsi="Arial"/>
+                <w:sz w:val="20"/>
+              </w:rPr>
+              <w:t>0.34</w:t>
+            </w:r>
+          </w:p>
+        </w:tc>
+        <w:tc>
+          <w:tcPr>
+            <w:tcW w:type="dxa" w:w="1368"/>
+            <w:tcBorders>
+              <w:top w:val="single" w:sz="6" w:color="000000"/>
+              <w:left w:val="single" w:sz="6" w:color="000000"/>
+              <w:bottom w:val="single" w:sz="6" w:color="000000"/>
+              <w:right w:val="single" w:sz="6" w:color="000000"/>
+            </w:tcBorders>
+          </w:tcPr>
+          <w:p>
+            <w:pPr>
+              <w:keepNext/>
+            </w:pPr>
+            <w:r/>
+            <w:r>
+              <w:rPr>
+                <w:rFonts w:ascii="Arial" w:hAnsi="Arial"/>
+                <w:sz w:val="20"/>
+              </w:rPr>
+              <w:t>0.291</w:t>
+            </w:r>
+          </w:p>
+        </w:tc>
+        <w:tc>
+          <w:tcPr>
+            <w:tcW w:type="dxa" w:w="2232"/>
+            <w:tcBorders>
+              <w:top w:val="single" w:sz="6" w:color="000000"/>
+              <w:left w:val="single" w:sz="6" w:color="000000"/>
+              <w:bottom w:val="single" w:sz="6" w:color="000000"/>
+              <w:right w:val="single" w:sz="6" w:color="000000"/>
+            </w:tcBorders>
+          </w:tcPr>
+          <w:p>
+            <w:pPr>
+              <w:keepNext/>
+            </w:pPr>
+            <w:r/>
+            <w:r>
+              <w:rPr>
+                <w:rFonts w:ascii="Arial" w:hAnsi="Arial"/>
+                <w:sz w:val="20"/>
+              </w:rPr>
+              <w:t>(-0.123, 0.794)</w:t>
+            </w:r>
+          </w:p>
+        </w:tc>
+        <w:tc>
+          <w:tcPr>
+            <w:tcW w:type="dxa" w:w="1296"/>
+            <w:tcBorders>
+              <w:top w:val="single" w:sz="6" w:color="000000"/>
+              <w:left w:val="single" w:sz="6" w:color="000000"/>
+              <w:bottom w:val="single" w:sz="6" w:color="000000"/>
+              <w:right w:val="single" w:sz="6" w:color="000000"/>
+            </w:tcBorders>
+          </w:tcPr>
+          <w:p>
+            <w:pPr>
+              <w:keepNext/>
+            </w:pPr>
+            <w:r/>
+            <w:r>
+              <w:rPr>
+                <w:rFonts w:ascii="Arial" w:hAnsi="Arial"/>
+                <w:sz w:val="20"/>
+              </w:rPr>
+              <w:t>0.20</w:t>
+            </w:r>
+          </w:p>
+        </w:tc>
+      </w:tr>
+      <w:tr>
+        <w:trPr>
+          <w:cantSplit/>
+        </w:trPr>
+        <w:tc>
+          <w:tcPr>
+            <w:tcW w:type="dxa" w:w="2232"/>
+            <w:vMerge/>
+            <w:tcBorders>
+              <w:top w:val="nil"/>
+              <w:left w:val="single" w:sz="6" w:color="000000"/>
+              <w:bottom w:val="nil"/>
+              <w:right w:val="single" w:sz="6" w:color="000000"/>
+            </w:tcBorders>
+          </w:tcPr>
+          <w:p>
+            <w:pPr>
+              <w:keepNext/>
+            </w:pPr>
+            <w:r/>
+            <w:r>
+              <w:rPr>
+                <w:rFonts w:ascii="Arial" w:hAnsi="Arial"/>
+                <w:sz w:val="20"/>
+              </w:rPr>
+            </w:r>
+          </w:p>
+        </w:tc>
+        <w:tc>
+          <w:tcPr>
+            <w:tcW w:type="dxa" w:w="864"/>
+            <w:tcBorders>
+              <w:top w:val="single" w:sz="6" w:color="000000"/>
+              <w:left w:val="single" w:sz="6" w:color="000000"/>
+              <w:bottom w:val="single" w:sz="6" w:color="000000"/>
+              <w:right w:val="single" w:sz="6" w:color="000000"/>
+            </w:tcBorders>
+          </w:tcPr>
+          <w:p>
+            <w:pPr>
+              <w:keepNext/>
+            </w:pPr>
+            <w:r/>
+            <w:r>
+              <w:rPr>
+                <w:rFonts w:ascii="Arial" w:hAnsi="Arial"/>
+                <w:sz w:val="20"/>
+              </w:rPr>
+              <w:t>IRR</w:t>
+            </w:r>
+          </w:p>
+        </w:tc>
+        <w:tc>
+          <w:tcPr>
+            <w:tcW w:type="dxa" w:w="1584"/>
+            <w:tcBorders>
+              <w:top w:val="single" w:sz="6" w:color="000000"/>
+              <w:left w:val="single" w:sz="6" w:color="000000"/>
+              <w:bottom w:val="single" w:sz="6" w:color="000000"/>
+              <w:right w:val="single" w:sz="6" w:color="000000"/>
+            </w:tcBorders>
+          </w:tcPr>
+          <w:p>
+            <w:pPr>
+              <w:keepNext/>
+            </w:pPr>
+            <w:r/>
+            <w:r>
+              <w:rPr>
+                <w:rFonts w:ascii="Arial" w:hAnsi="Arial"/>
+                <w:sz w:val="20"/>
+              </w:rPr>
+              <w:t>COPD minor pathway</w:t>
+            </w:r>
+          </w:p>
+        </w:tc>
+        <w:tc>
+          <w:tcPr>
+            <w:tcW w:type="dxa" w:w="792"/>
+            <w:tcBorders>
+              <w:top w:val="single" w:sz="6" w:color="000000"/>
+              <w:left w:val="single" w:sz="6" w:color="000000"/>
+              <w:bottom w:val="single" w:sz="6" w:color="000000"/>
+              <w:right w:val="single" w:sz="6" w:color="000000"/>
+            </w:tcBorders>
+          </w:tcPr>
+          <w:p>
+            <w:pPr>
+              <w:keepNext/>
+            </w:pPr>
+            <w:r/>
+            <w:r>
+              <w:rPr>
+                <w:rFonts w:ascii="Arial" w:hAnsi="Arial"/>
+                <w:sz w:val="20"/>
+              </w:rPr>
+              <w:t>2.16</w:t>
+            </w:r>
+          </w:p>
+        </w:tc>
+        <w:tc>
+          <w:tcPr>
+            <w:tcW w:type="dxa" w:w="792"/>
+            <w:tcBorders>
+              <w:top w:val="single" w:sz="6" w:color="000000"/>
+              <w:left w:val="single" w:sz="6" w:color="000000"/>
+              <w:bottom w:val="single" w:sz="6" w:color="000000"/>
+              <w:right w:val="single" w:sz="6" w:color="000000"/>
+            </w:tcBorders>
+          </w:tcPr>
+          <w:p>
+            <w:pPr>
+              <w:keepNext/>
+            </w:pPr>
+            <w:r/>
+            <w:r>
+              <w:rPr>
+                <w:rFonts w:ascii="Arial" w:hAnsi="Arial"/>
+                <w:sz w:val="20"/>
+              </w:rPr>
+              <w:t>2.10</w:t>
+            </w:r>
+          </w:p>
+        </w:tc>
+        <w:tc>
+          <w:tcPr>
+            <w:tcW w:type="dxa" w:w="1512"/>
+            <w:tcBorders>
+              <w:top w:val="single" w:sz="6" w:color="000000"/>
+              <w:left w:val="single" w:sz="6" w:color="000000"/>
+              <w:bottom w:val="single" w:sz="6" w:color="000000"/>
+              <w:right w:val="single" w:sz="6" w:color="000000"/>
+            </w:tcBorders>
+          </w:tcPr>
+          <w:p>
+            <w:pPr>
+              <w:keepNext/>
+            </w:pPr>
+            <w:r/>
+            <w:r>
+              <w:rPr>
+                <w:rFonts w:ascii="Arial" w:hAnsi="Arial"/>
+                <w:sz w:val="20"/>
+              </w:rPr>
+              <w:t>0.07</w:t>
+            </w:r>
+          </w:p>
+        </w:tc>
+        <w:tc>
+          <w:tcPr>
+            <w:tcW w:type="dxa" w:w="1368"/>
+            <w:tcBorders>
+              <w:top w:val="single" w:sz="6" w:color="000000"/>
+              <w:left w:val="single" w:sz="6" w:color="000000"/>
+              <w:bottom w:val="single" w:sz="6" w:color="000000"/>
+              <w:right w:val="single" w:sz="6" w:color="000000"/>
+            </w:tcBorders>
+          </w:tcPr>
+          <w:p>
+            <w:pPr>
+              <w:keepNext/>
+            </w:pPr>
+            <w:r/>
+            <w:r>
+              <w:rPr>
+                <w:rFonts w:ascii="Arial" w:hAnsi="Arial"/>
+                <w:sz w:val="20"/>
+              </w:rPr>
+              <w:t>0.032</w:t>
+            </w:r>
+          </w:p>
+        </w:tc>
+        <w:tc>
+          <w:tcPr>
+            <w:tcW w:type="dxa" w:w="2232"/>
+            <w:tcBorders>
+              <w:top w:val="single" w:sz="6" w:color="000000"/>
+              <w:left w:val="single" w:sz="6" w:color="000000"/>
+              <w:bottom w:val="single" w:sz="6" w:color="000000"/>
+              <w:right w:val="single" w:sz="6" w:color="000000"/>
+            </w:tcBorders>
+          </w:tcPr>
+          <w:p>
+            <w:pPr>
+              <w:keepNext/>
+            </w:pPr>
+            <w:r/>
+            <w:r>
+              <w:rPr>
+                <w:rFonts w:ascii="Arial" w:hAnsi="Arial"/>
+                <w:sz w:val="20"/>
+              </w:rPr>
+              <w:t>(-0.120, 0.183)</w:t>
+            </w:r>
+          </w:p>
+        </w:tc>
+        <w:tc>
+          <w:tcPr>
+            <w:tcW w:type="dxa" w:w="1296"/>
+            <w:tcBorders>
+              <w:top w:val="single" w:sz="6" w:color="000000"/>
+              <w:left w:val="single" w:sz="6" w:color="000000"/>
+              <w:bottom w:val="single" w:sz="6" w:color="000000"/>
+              <w:right w:val="single" w:sz="6" w:color="000000"/>
+            </w:tcBorders>
+          </w:tcPr>
+          <w:p>
+            <w:pPr>
+              <w:keepNext/>
+            </w:pPr>
+            <w:r/>
+            <w:r>
+              <w:rPr>
+                <w:rFonts w:ascii="Arial" w:hAnsi="Arial"/>
+                <w:sz w:val="20"/>
+              </w:rPr>
+              <w:t>0.68</w:t>
+            </w:r>
+          </w:p>
+        </w:tc>
+      </w:tr>
+      <w:tr>
+        <w:trPr>
+          <w:cantSplit/>
+        </w:trPr>
+        <w:tc>
+          <w:tcPr>
+            <w:tcW w:type="dxa" w:w="2232"/>
+            <w:vMerge/>
+            <w:tcBorders>
+              <w:top w:val="nil"/>
+              <w:left w:val="single" w:sz="6" w:color="000000"/>
+              <w:bottom w:val="single" w:sz="6" w:color="000000"/>
+              <w:right w:val="single" w:sz="6" w:color="000000"/>
+            </w:tcBorders>
+          </w:tcPr>
+          <w:p>
+            <w:pPr>
+              <w:keepNext/>
+            </w:pPr>
+            <w:r/>
+            <w:r>
+              <w:rPr>
+                <w:rFonts w:ascii="Arial" w:hAnsi="Arial"/>
+                <w:sz w:val="20"/>
+              </w:rPr>
+            </w:r>
+          </w:p>
+        </w:tc>
+        <w:tc>
+          <w:tcPr>
+            <w:tcW w:type="dxa" w:w="864"/>
+            <w:tcBorders>
+              <w:top w:val="single" w:sz="6" w:color="000000"/>
+              <w:left w:val="single" w:sz="6" w:color="000000"/>
+              <w:bottom w:val="single" w:sz="6" w:color="000000"/>
+              <w:right w:val="single" w:sz="6" w:color="000000"/>
+            </w:tcBorders>
+          </w:tcPr>
+          <w:p>
+            <w:pPr>
+              <w:keepNext/>
+            </w:pPr>
+            <w:r/>
+            <w:r>
+              <w:rPr>
+                <w:rFonts w:ascii="Arial" w:hAnsi="Arial"/>
+                <w:sz w:val="20"/>
+              </w:rPr>
+              <w:t>IRR</w:t>
+            </w:r>
+          </w:p>
+        </w:tc>
+        <w:tc>
+          <w:tcPr>
+            <w:tcW w:type="dxa" w:w="1584"/>
+            <w:tcBorders>
+              <w:top w:val="single" w:sz="6" w:color="000000"/>
+              <w:left w:val="single" w:sz="6" w:color="000000"/>
+              <w:bottom w:val="single" w:sz="6" w:color="000000"/>
+              <w:right w:val="single" w:sz="6" w:color="000000"/>
+            </w:tcBorders>
+          </w:tcPr>
+          <w:p>
+            <w:pPr>
+              <w:keepNext/>
+            </w:pPr>
+            <w:r/>
+            <w:r>
+              <w:rPr>
+                <w:rFonts w:ascii="Arial" w:hAnsi="Arial"/>
+                <w:sz w:val="20"/>
+              </w:rPr>
               <w:t>COPD major pathway</w:t>
             </w:r>
           </w:p>
@@ -4810,7 +5473,7 @@
                 <w:rFonts w:ascii="Arial" w:hAnsi="Arial"/>
                 <w:sz w:val="20"/>
               </w:rPr>
-              <w:t>5.05</w:t>
+              <w:t>3.82</w:t>
             </w:r>
           </w:p>
         </w:tc>
@@ -4834,7 +5497,7 @@
                 <w:rFonts w:ascii="Arial" w:hAnsi="Arial"/>
                 <w:sz w:val="20"/>
               </w:rPr>
-              <w:t>4.47</w:t>
+              <w:t>3.45</w:t>
             </w:r>
           </w:p>
         </w:tc>
@@ -4858,7 +5521,7 @@
                 <w:rFonts w:ascii="Arial" w:hAnsi="Arial"/>
                 <w:sz w:val="20"/>
               </w:rPr>
-              <w:t>0.59</w:t>
+              <w:t>0.38</w:t>
             </w:r>
           </w:p>
         </w:tc>
@@ -4882,7 +5545,7 @@
                 <w:rFonts w:ascii="Arial" w:hAnsi="Arial"/>
                 <w:sz w:val="20"/>
               </w:rPr>
-              <w:t>0.123</w:t>
+              <w:t>0.103</w:t>
             </w:r>
           </w:p>
         </w:tc>
@@ -4906,7 +5569,7 @@
                 <w:rFonts w:ascii="Arial" w:hAnsi="Arial"/>
                 <w:sz w:val="20"/>
               </w:rPr>
-              <w:t>(0.080, 0.166)</w:t>
+              <w:t>(0.064, 0.146)</w:t>
             </w:r>
           </w:p>
         </w:tc>
@@ -4960,7 +5623,7 @@
           <w:rFonts w:ascii="Arial" w:hAnsi="Arial"/>
           <w:sz w:val="20"/>
         </w:rPr>
-        <w:t>Formal test of framework equivalence at the diagnostic-category level for each combination of outcome and MD-COPD category. For each combination, the paired-bootstrap procedure resamples participants with replacement (n = 1,000 replicates) and refits the category model under both frameworks (Cox proportional-hazards for mortality; negative-binomial with follow-up-year offset for exacerbations). The mean between-framework difference on the log-effect scale (log HR for mortality, log IRR for exacerbations) and its 95% percentile interval are reported alongside the point-estimate effect size under each framework. The two-sided p-value tests the null hypothesis of equal log-effects between frameworks; values reported as "&lt;0.002" denote outcome-category combinations in which no resample crossed zero, i.e., p below the 1/500 resolution of a two-sided percentile test. Adjustment covariates within each bootstrap replicate match the Table 1 covariate set (age, sex, race, current smoking status, pack-years, body mass index). The "Difference (CT − ESI)" column is the signed difference between the two point estimates on the natural scale. noCOPD denotes participants meeting neither framework's COPD definition.</w:t>
+        <w:t>Formal test of framework equivalence at the diagnostic-category level for each combination of outcome and MD-COPD category. For each combination, the paired-bootstrap procedure resamples participants with replacement (n = 1,000 replicates) and refits the category model under both frameworks (Cox proportional-hazards for mortality; negative-binomial with follow-up-year offset for exacerbations). The mean between-framework difference on the log-effect scale (log HR for mortality, log IRR for exacerbations) and its 95% percentile interval are reported alongside the point-estimate effect size under each framework. The two-sided p-value tests the null hypothesis of equal log-effects between frameworks; values reported as "&lt;0.002" denote outcome-category combinations in which no resample crossed zero, i.e., p below the 1/500 resolution of a two-sided percentile test. Adjustment covariates within each bootstrap replicate match the Table 1 covariate set: age, sex, race, current smoking status, pack-years and body mass index for mortality, with prior exacerbation frequency additionally included in the exacerbation models. The "Difference (CT − ESI)" column is the signed difference between the two point estimates on the natural scale. noCOPD denotes participants meeting neither framework's COPD definition.</w:t>
       </w:r>
       <w:r>
         <w:rPr>
@@ -6535,7 +7198,7 @@
           <w:rFonts w:ascii="Arial" w:hAnsi="Arial"/>
           <w:sz w:val="20"/>
         </w:rPr>
-        <w:t>Wald contrasts on the log-effect scale between each pair of the three COPD-positive cross-classification groups (Both-COPD, CT-only-COPD, ESI-only-COPD), reported for each outcome (all-cause mortality, respiratory mortality, exacerbations). Estimates are the difference in log HR (mortality) or log IRR (exacerbations) between the two groups in the contrast; the standard error is the Wald SE from the fitted Cox model (mortality) or negative-binomial model (exacerbations). Adjusted p-values are single-step-adjusted within each outcome across the three contrasts using the multcomp package. The superscript letters displayed in main text Table 2 are the compact-letter display of these contrasts (α = 0.05).</w:t>
+        <w:t>Wald contrasts on the log-effect scale between each pair of the three COPD-positive cross-classification groups (Both-COPD, CT-only-COPD, ESI-only-COPD), reported for each outcome (all-cause mortality, respiratory mortality, exacerbations). Estimates are the difference in log HR (mortality) or log IRR (exacerbations) between the two groups in the contrast; the standard error is the Wald SE from the fitted Cox model (mortality) or negative-binomial model (exacerbations). Adjusted p-values are single-step-adjusted within each outcome across the three contrasts using the multcomp package. These are the contrasts underlying main text Table 3. No contrast reached significance for any outcome at α = 0.05, so no significance letters are displayed there.</w:t>
       </w:r>
       <w:r>
         <w:rPr>
@@ -17124,7 +17787,7 @@
           <w:rFonts w:ascii="Arial" w:hAnsi="Arial"/>
           <w:sz w:val="20"/>
         </w:rPr>
-        <w:t>This sensitivity analysis repeats the primary Table 1 analysis (Cox proportional-hazards for all-cause and respiratory mortality; negative-binomial with a follow-up-year offset for exacerbations) after excluding participants at the ESI ceiling (ESI = 10);. Adjustment covariates match the Table 1 covariate set (age, sex, race, current smoking status, pack-years, and body mass index).</w:t>
+        <w:t>This sensitivity analysis repeats the primary Table 1 analysis (Cox proportional-hazards for all-cause and respiratory mortality; negative-binomial with a follow-up-year offset for exacerbations) after excluding participants at the ESI ceiling (ESI = 10);. Adjustment covariates match the Table 1 covariate set: age, sex, race, current smoking status, pack-years and body mass index for mortality, with prior exacerbation frequency additionally included in the exacerbation models.</w:t>
       </w:r>
       <w:r>
         <w:rPr>
@@ -19577,7 +20240,7 @@
           <w:rFonts w:ascii="Arial" w:hAnsi="Arial"/>
           <w:sz w:val="20"/>
         </w:rPr>
-        <w:t>This sensitivity analysis refits the primary Table 1 analysis under an alternative 4-criterion version of the MD-COPD framework in which only the emphysema criterion is replaced by the ESI-based rule; the airway-wall-thickening criterion is retained in its original CT-defined form. Adjustment covariates match the Table 1 covariate set (age, sex, race, current smoking status, pack-years, and body mass index).</w:t>
+        <w:t>This sensitivity analysis refits the primary Table 1 analysis under an alternative 4-criterion version of the MD-COPD framework in which only the emphysema criterion is replaced by the ESI-based rule; the airway-wall-thickening criterion is retained in its original CT-defined form. Adjustment covariates match the Table 1 covariate set: age, sex, race, current smoking status, pack-years and body mass index for mortality, with prior exacerbation frequency additionally included in the exacerbation models.</w:t>
       </w:r>
       <w:r>
         <w:rPr>
@@ -20524,7 +21187,7 @@
           <w:rFonts w:ascii="Arial" w:hAnsi="Arial"/>
           <w:sz w:val="20"/>
         </w:rPr>
-        <w:t>This sensitivity analysis refits the primary negative-binomial exacerbation model restricted to severe exacerbations only (all-cause and respiratory mortality outcomes are unchanged). Adjustment covariates match the Table 1 covariate set (age, sex, race, current smoking status, pack-years, and body mass index).</w:t>
+        <w:t>This sensitivity analysis refits the primary negative-binomial exacerbation model restricted to severe exacerbations only (all-cause and respiratory mortality outcomes are unchanged). Adjustment covariates match the Table 1 exacerbation covariate set: age, sex, race, current smoking status, pack-years, body mass index and prior exacerbation frequency.</w:t>
       </w:r>
       <w:r>
         <w:rPr>

--- a/manuscript/ESI manuscript supplement v15 2026.8.31_PJC.docx
+++ b/manuscript/ESI manuscript supplement v15 2026.8.31_PJC.docx
@@ -450,6 +450,30 @@
         </w:r>
       </w:hyperlink>
     </w:p>
+    <w:p>
+      <w:pPr>
+        <w:ind w:left="720"/>
+      </w:pPr>
+      <w:r>
+        <w:rPr>
+          <w:rFonts w:ascii="Arial" w:hAnsi="Arial"/>
+          <w:b/>
+          <w:sz w:val="22"/>
+        </w:rPr>
+        <w:t xml:space="preserve"> ST18  |  </w:t>
+      </w:r>
+      <w:hyperlink w:anchor="tbl_S18">
+        <w:r>
+          <w:rPr>
+            <w:rFonts w:ascii="Arial" w:hAnsi="Arial" w:cs="Arial"/>
+            <w:sz w:val="22"/>
+            <w:color w:val="0563C1"/>
+            <w:u w:val="single"/>
+          </w:rPr>
+          <w:t xml:space="preserve">Observed event rates, event counts and follow-up time in the four cross-classification groups defined by concordance and discordance between the CT-based and ESI-based COPD definitions</w:t>
+        </w:r>
+      </w:hyperlink>
+    </w:p>
     <w:p/>
     <w:p>
       <w:pPr>
@@ -25188,6 +25212,2018 @@
           <w:sz w:val="20"/>
         </w:rPr>
         <w:t>ESI, Emphysema Severity Index; ΔESI, post-bronchodilator minus pre-bronchodilator ESI.</w:t>
+      </w:r>
+    </w:p>
+    <w:tbl>
+      <w:tblPr>
+        <w:tblStyle w:val="TableGrid"/>
+        <w:tblW w:type="auto" w:w="0"/>
+        <w:jc w:val="center"/>
+        <w:tblLook w:firstColumn="1" w:firstRow="1" w:lastColumn="0" w:lastRow="0" w:noHBand="0" w:noVBand="1" w:val="04A0"/>
+        <w:tblLayout w:type="fixed"/>
+      </w:tblPr>
+      <w:tblGrid>
+        <w:gridCol w:w="1800" w:type="dxa"/>
+        <w:gridCol w:w="1944" w:type="dxa"/>
+        <w:gridCol w:w="864" w:type="dxa"/>
+        <w:gridCol w:w="1368" w:type="dxa"/>
+        <w:gridCol w:w="1080" w:type="dxa"/>
+        <w:gridCol w:w="2304" w:type="dxa"/>
+      </w:tblGrid>
+      <w:tr>
+        <w:trPr>
+          <w:cantSplit/>
+          <w:tblHeader/>
+        </w:trPr>
+        <w:tc>
+          <w:tcPr>
+            <w:tcW w:type="dxa" w:w="1800"/>
+            <w:vAlign w:val="center"/>
+            <w:tcBorders>
+              <w:top w:val="single" w:sz="6" w:color="000000"/>
+              <w:left w:val="single" w:sz="6" w:color="000000"/>
+              <w:bottom w:val="single" w:sz="6" w:color="000000"/>
+              <w:right w:val="single" w:sz="6" w:color="000000"/>
+            </w:tcBorders>
+          </w:tcPr>
+          <w:p>
+            <w:pPr>
+              <w:keepNext/>
+            </w:pPr>
+            <w:r/>
+            <w:r>
+              <w:rPr>
+                <w:rFonts w:ascii="Arial" w:hAnsi="Arial"/>
+                <w:b/>
+                <w:sz w:val="22"/>
+              </w:rPr>
+              <w:t>Outcome</w:t>
+            </w:r>
+          </w:p>
+        </w:tc>
+        <w:tc>
+          <w:tcPr>
+            <w:tcW w:type="dxa" w:w="1944"/>
+            <w:vAlign w:val="center"/>
+            <w:tcBorders>
+              <w:top w:val="single" w:sz="6" w:color="000000"/>
+              <w:left w:val="single" w:sz="6" w:color="000000"/>
+              <w:bottom w:val="single" w:sz="6" w:color="000000"/>
+              <w:right w:val="single" w:sz="6" w:color="000000"/>
+            </w:tcBorders>
+          </w:tcPr>
+          <w:p>
+            <w:pPr>
+              <w:keepNext/>
+            </w:pPr>
+            <w:r/>
+            <w:r>
+              <w:rPr>
+                <w:rFonts w:ascii="Arial" w:hAnsi="Arial"/>
+                <w:b/>
+                <w:sz w:val="22"/>
+              </w:rPr>
+              <w:t>Classification group</w:t>
+            </w:r>
+          </w:p>
+        </w:tc>
+        <w:tc>
+          <w:tcPr>
+            <w:tcW w:type="dxa" w:w="864"/>
+            <w:vAlign w:val="center"/>
+            <w:tcBorders>
+              <w:top w:val="single" w:sz="6" w:color="000000"/>
+              <w:left w:val="single" w:sz="6" w:color="000000"/>
+              <w:bottom w:val="single" w:sz="6" w:color="000000"/>
+              <w:right w:val="single" w:sz="6" w:color="000000"/>
+            </w:tcBorders>
+          </w:tcPr>
+          <w:p>
+            <w:pPr>
+              <w:keepNext/>
+            </w:pPr>
+            <w:r/>
+            <w:r>
+              <w:rPr>
+                <w:rFonts w:ascii="Arial" w:hAnsi="Arial"/>
+                <w:b/>
+                <w:sz w:val="22"/>
+              </w:rPr>
+              <w:t>n</w:t>
+            </w:r>
+          </w:p>
+        </w:tc>
+        <w:tc>
+          <w:tcPr>
+            <w:tcW w:type="dxa" w:w="1368"/>
+            <w:vAlign w:val="center"/>
+            <w:tcBorders>
+              <w:top w:val="single" w:sz="6" w:color="000000"/>
+              <w:left w:val="single" w:sz="6" w:color="000000"/>
+              <w:bottom w:val="single" w:sz="6" w:color="000000"/>
+              <w:right w:val="single" w:sz="6" w:color="000000"/>
+            </w:tcBorders>
+          </w:tcPr>
+          <w:p>
+            <w:pPr>
+              <w:keepNext/>
+            </w:pPr>
+            <w:r/>
+            <w:r>
+              <w:rPr>
+                <w:rFonts w:ascii="Arial" w:hAnsi="Arial"/>
+                <w:b/>
+                <w:sz w:val="22"/>
+              </w:rPr>
+              <w:t>Person-years</w:t>
+            </w:r>
+          </w:p>
+        </w:tc>
+        <w:tc>
+          <w:tcPr>
+            <w:tcW w:type="dxa" w:w="1080"/>
+            <w:vAlign w:val="center"/>
+            <w:tcBorders>
+              <w:top w:val="single" w:sz="6" w:color="000000"/>
+              <w:left w:val="single" w:sz="6" w:color="000000"/>
+              <w:bottom w:val="single" w:sz="6" w:color="000000"/>
+              <w:right w:val="single" w:sz="6" w:color="000000"/>
+            </w:tcBorders>
+          </w:tcPr>
+          <w:p>
+            <w:pPr>
+              <w:keepNext/>
+            </w:pPr>
+            <w:r/>
+            <w:r>
+              <w:rPr>
+                <w:rFonts w:ascii="Arial" w:hAnsi="Arial"/>
+                <w:b/>
+                <w:sz w:val="22"/>
+              </w:rPr>
+              <w:t>Events</w:t>
+            </w:r>
+          </w:p>
+        </w:tc>
+        <w:tc>
+          <w:tcPr>
+            <w:tcW w:type="dxa" w:w="2304"/>
+            <w:vAlign w:val="center"/>
+            <w:tcBorders>
+              <w:top w:val="single" w:sz="6" w:color="000000"/>
+              <w:left w:val="single" w:sz="6" w:color="000000"/>
+              <w:bottom w:val="single" w:sz="6" w:color="000000"/>
+              <w:right w:val="single" w:sz="6" w:color="000000"/>
+            </w:tcBorders>
+          </w:tcPr>
+          <w:p>
+            <w:pPr>
+              <w:keepNext/>
+            </w:pPr>
+            <w:r/>
+            <w:r>
+              <w:rPr>
+                <w:rFonts w:ascii="Arial" w:hAnsi="Arial"/>
+                <w:b/>
+                <w:sz w:val="22"/>
+              </w:rPr>
+              <w:t>Rate per 100 person-years</w:t>
+            </w:r>
+          </w:p>
+        </w:tc>
+      </w:tr>
+      <w:tr>
+        <w:trPr>
+          <w:cantSplit/>
+        </w:trPr>
+        <w:tc>
+          <w:tcPr>
+            <w:tcW w:type="dxa" w:w="1800"/>
+            <w:vMerge w:val="restart"/>
+            <w:tcBorders>
+              <w:top w:val="single" w:sz="6" w:color="000000"/>
+              <w:left w:val="single" w:sz="6" w:color="000000"/>
+              <w:bottom w:val="nil"/>
+              <w:right w:val="single" w:sz="6" w:color="000000"/>
+            </w:tcBorders>
+          </w:tcPr>
+          <w:p>
+            <w:pPr>
+              <w:keepNext/>
+            </w:pPr>
+            <w:r/>
+            <w:r>
+              <w:rPr>
+                <w:rFonts w:ascii="Arial" w:hAnsi="Arial"/>
+                <w:sz w:val="20"/>
+              </w:rPr>
+              <w:t>All-cause mortality</w:t>
+            </w:r>
+          </w:p>
+        </w:tc>
+        <w:tc>
+          <w:tcPr>
+            <w:tcW w:type="dxa" w:w="1944"/>
+            <w:tcBorders>
+              <w:top w:val="single" w:sz="6" w:color="000000"/>
+              <w:left w:val="single" w:sz="6" w:color="000000"/>
+              <w:bottom w:val="single" w:sz="6" w:color="000000"/>
+              <w:right w:val="single" w:sz="6" w:color="000000"/>
+            </w:tcBorders>
+          </w:tcPr>
+          <w:p>
+            <w:pPr>
+              <w:keepNext/>
+            </w:pPr>
+            <w:r/>
+            <w:r>
+              <w:rPr>
+                <w:rFonts w:ascii="Arial" w:hAnsi="Arial"/>
+                <w:sz w:val="20"/>
+              </w:rPr>
+              <w:t>Both-noCOPD</w:t>
+            </w:r>
+          </w:p>
+        </w:tc>
+        <w:tc>
+          <w:tcPr>
+            <w:tcW w:type="dxa" w:w="864"/>
+            <w:tcBorders>
+              <w:top w:val="single" w:sz="6" w:color="000000"/>
+              <w:left w:val="single" w:sz="6" w:color="000000"/>
+              <w:bottom w:val="single" w:sz="6" w:color="000000"/>
+              <w:right w:val="single" w:sz="6" w:color="000000"/>
+            </w:tcBorders>
+          </w:tcPr>
+          <w:p>
+            <w:pPr>
+              <w:keepNext/>
+            </w:pPr>
+            <w:r/>
+            <w:r>
+              <w:rPr>
+                <w:rFonts w:ascii="Arial" w:hAnsi="Arial"/>
+                <w:sz w:val="20"/>
+              </w:rPr>
+              <w:t>4,109</w:t>
+            </w:r>
+          </w:p>
+        </w:tc>
+        <w:tc>
+          <w:tcPr>
+            <w:tcW w:type="dxa" w:w="1368"/>
+            <w:tcBorders>
+              <w:top w:val="single" w:sz="6" w:color="000000"/>
+              <w:left w:val="single" w:sz="6" w:color="000000"/>
+              <w:bottom w:val="single" w:sz="6" w:color="000000"/>
+              <w:right w:val="single" w:sz="6" w:color="000000"/>
+            </w:tcBorders>
+          </w:tcPr>
+          <w:p>
+            <w:pPr>
+              <w:keepNext/>
+            </w:pPr>
+            <w:r/>
+            <w:r>
+              <w:rPr>
+                <w:rFonts w:ascii="Arial" w:hAnsi="Arial"/>
+                <w:sz w:val="20"/>
+              </w:rPr>
+              <w:t>40,590</w:t>
+            </w:r>
+          </w:p>
+        </w:tc>
+        <w:tc>
+          <w:tcPr>
+            <w:tcW w:type="dxa" w:w="1080"/>
+            <w:tcBorders>
+              <w:top w:val="single" w:sz="6" w:color="000000"/>
+              <w:left w:val="single" w:sz="6" w:color="000000"/>
+              <w:bottom w:val="single" w:sz="6" w:color="000000"/>
+              <w:right w:val="single" w:sz="6" w:color="000000"/>
+            </w:tcBorders>
+          </w:tcPr>
+          <w:p>
+            <w:pPr>
+              <w:keepNext/>
+            </w:pPr>
+            <w:r/>
+            <w:r>
+              <w:rPr>
+                <w:rFonts w:ascii="Arial" w:hAnsi="Arial"/>
+                <w:sz w:val="20"/>
+              </w:rPr>
+              <w:t>602</w:t>
+            </w:r>
+          </w:p>
+        </w:tc>
+        <w:tc>
+          <w:tcPr>
+            <w:tcW w:type="dxa" w:w="2304"/>
+            <w:tcBorders>
+              <w:top w:val="single" w:sz="6" w:color="000000"/>
+              <w:left w:val="single" w:sz="6" w:color="000000"/>
+              <w:bottom w:val="single" w:sz="6" w:color="000000"/>
+              <w:right w:val="single" w:sz="6" w:color="000000"/>
+            </w:tcBorders>
+          </w:tcPr>
+          <w:p>
+            <w:pPr>
+              <w:keepNext/>
+            </w:pPr>
+            <w:r/>
+            <w:r>
+              <w:rPr>
+                <w:rFonts w:ascii="Arial" w:hAnsi="Arial"/>
+                <w:sz w:val="20"/>
+              </w:rPr>
+              <w:t>1.48</w:t>
+            </w:r>
+          </w:p>
+        </w:tc>
+      </w:tr>
+      <w:tr>
+        <w:trPr>
+          <w:cantSplit/>
+        </w:trPr>
+        <w:tc>
+          <w:tcPr>
+            <w:tcW w:type="dxa" w:w="1800"/>
+            <w:vMerge/>
+            <w:tcBorders>
+              <w:top w:val="nil"/>
+              <w:left w:val="single" w:sz="6" w:color="000000"/>
+              <w:bottom w:val="nil"/>
+              <w:right w:val="single" w:sz="6" w:color="000000"/>
+            </w:tcBorders>
+          </w:tcPr>
+          <w:p>
+            <w:pPr>
+              <w:keepNext/>
+            </w:pPr>
+            <w:r/>
+            <w:r>
+              <w:rPr>
+                <w:rFonts w:ascii="Arial" w:hAnsi="Arial"/>
+                <w:sz w:val="20"/>
+              </w:rPr>
+            </w:r>
+          </w:p>
+        </w:tc>
+        <w:tc>
+          <w:tcPr>
+            <w:tcW w:type="dxa" w:w="1944"/>
+            <w:tcBorders>
+              <w:top w:val="single" w:sz="6" w:color="000000"/>
+              <w:left w:val="single" w:sz="6" w:color="000000"/>
+              <w:bottom w:val="single" w:sz="6" w:color="000000"/>
+              <w:right w:val="single" w:sz="6" w:color="000000"/>
+            </w:tcBorders>
+          </w:tcPr>
+          <w:p>
+            <w:pPr>
+              <w:keepNext/>
+            </w:pPr>
+            <w:r/>
+            <w:r>
+              <w:rPr>
+                <w:rFonts w:ascii="Arial" w:hAnsi="Arial"/>
+                <w:sz w:val="20"/>
+              </w:rPr>
+              <w:t>CT-only-COPD</w:t>
+            </w:r>
+          </w:p>
+        </w:tc>
+        <w:tc>
+          <w:tcPr>
+            <w:tcW w:type="dxa" w:w="864"/>
+            <w:tcBorders>
+              <w:top w:val="single" w:sz="6" w:color="000000"/>
+              <w:left w:val="single" w:sz="6" w:color="000000"/>
+              <w:bottom w:val="single" w:sz="6" w:color="000000"/>
+              <w:right w:val="single" w:sz="6" w:color="000000"/>
+            </w:tcBorders>
+          </w:tcPr>
+          <w:p>
+            <w:pPr>
+              <w:keepNext/>
+            </w:pPr>
+            <w:r/>
+            <w:r>
+              <w:rPr>
+                <w:rFonts w:ascii="Arial" w:hAnsi="Arial"/>
+                <w:sz w:val="20"/>
+              </w:rPr>
+              <w:t>538</w:t>
+            </w:r>
+          </w:p>
+        </w:tc>
+        <w:tc>
+          <w:tcPr>
+            <w:tcW w:type="dxa" w:w="1368"/>
+            <w:tcBorders>
+              <w:top w:val="single" w:sz="6" w:color="000000"/>
+              <w:left w:val="single" w:sz="6" w:color="000000"/>
+              <w:bottom w:val="single" w:sz="6" w:color="000000"/>
+              <w:right w:val="single" w:sz="6" w:color="000000"/>
+            </w:tcBorders>
+          </w:tcPr>
+          <w:p>
+            <w:pPr>
+              <w:keepNext/>
+            </w:pPr>
+            <w:r/>
+            <w:r>
+              <w:rPr>
+                <w:rFonts w:ascii="Arial" w:hAnsi="Arial"/>
+                <w:sz w:val="20"/>
+              </w:rPr>
+              <w:t>4,494</w:t>
+            </w:r>
+          </w:p>
+        </w:tc>
+        <w:tc>
+          <w:tcPr>
+            <w:tcW w:type="dxa" w:w="1080"/>
+            <w:tcBorders>
+              <w:top w:val="single" w:sz="6" w:color="000000"/>
+              <w:left w:val="single" w:sz="6" w:color="000000"/>
+              <w:bottom w:val="single" w:sz="6" w:color="000000"/>
+              <w:right w:val="single" w:sz="6" w:color="000000"/>
+            </w:tcBorders>
+          </w:tcPr>
+          <w:p>
+            <w:pPr>
+              <w:keepNext/>
+            </w:pPr>
+            <w:r/>
+            <w:r>
+              <w:rPr>
+                <w:rFonts w:ascii="Arial" w:hAnsi="Arial"/>
+                <w:sz w:val="20"/>
+              </w:rPr>
+              <w:t>114</w:t>
+            </w:r>
+          </w:p>
+        </w:tc>
+        <w:tc>
+          <w:tcPr>
+            <w:tcW w:type="dxa" w:w="2304"/>
+            <w:tcBorders>
+              <w:top w:val="single" w:sz="6" w:color="000000"/>
+              <w:left w:val="single" w:sz="6" w:color="000000"/>
+              <w:bottom w:val="single" w:sz="6" w:color="000000"/>
+              <w:right w:val="single" w:sz="6" w:color="000000"/>
+            </w:tcBorders>
+          </w:tcPr>
+          <w:p>
+            <w:pPr>
+              <w:keepNext/>
+            </w:pPr>
+            <w:r/>
+            <w:r>
+              <w:rPr>
+                <w:rFonts w:ascii="Arial" w:hAnsi="Arial"/>
+                <w:sz w:val="20"/>
+              </w:rPr>
+              <w:t>2.54</w:t>
+            </w:r>
+          </w:p>
+        </w:tc>
+      </w:tr>
+      <w:tr>
+        <w:trPr>
+          <w:cantSplit/>
+        </w:trPr>
+        <w:tc>
+          <w:tcPr>
+            <w:tcW w:type="dxa" w:w="1800"/>
+            <w:vMerge/>
+            <w:tcBorders>
+              <w:top w:val="nil"/>
+              <w:left w:val="single" w:sz="6" w:color="000000"/>
+              <w:bottom w:val="nil"/>
+              <w:right w:val="single" w:sz="6" w:color="000000"/>
+            </w:tcBorders>
+          </w:tcPr>
+          <w:p>
+            <w:pPr>
+              <w:keepNext/>
+            </w:pPr>
+            <w:r/>
+            <w:r>
+              <w:rPr>
+                <w:rFonts w:ascii="Arial" w:hAnsi="Arial"/>
+                <w:sz w:val="20"/>
+              </w:rPr>
+            </w:r>
+          </w:p>
+        </w:tc>
+        <w:tc>
+          <w:tcPr>
+            <w:tcW w:type="dxa" w:w="1944"/>
+            <w:tcBorders>
+              <w:top w:val="single" w:sz="6" w:color="000000"/>
+              <w:left w:val="single" w:sz="6" w:color="000000"/>
+              <w:bottom w:val="single" w:sz="6" w:color="000000"/>
+              <w:right w:val="single" w:sz="6" w:color="000000"/>
+            </w:tcBorders>
+          </w:tcPr>
+          <w:p>
+            <w:pPr>
+              <w:keepNext/>
+            </w:pPr>
+            <w:r/>
+            <w:r>
+              <w:rPr>
+                <w:rFonts w:ascii="Arial" w:hAnsi="Arial"/>
+                <w:sz w:val="20"/>
+              </w:rPr>
+              <w:t>ESI-only-COPD</w:t>
+            </w:r>
+          </w:p>
+        </w:tc>
+        <w:tc>
+          <w:tcPr>
+            <w:tcW w:type="dxa" w:w="864"/>
+            <w:tcBorders>
+              <w:top w:val="single" w:sz="6" w:color="000000"/>
+              <w:left w:val="single" w:sz="6" w:color="000000"/>
+              <w:bottom w:val="single" w:sz="6" w:color="000000"/>
+              <w:right w:val="single" w:sz="6" w:color="000000"/>
+            </w:tcBorders>
+          </w:tcPr>
+          <w:p>
+            <w:pPr>
+              <w:keepNext/>
+            </w:pPr>
+            <w:r/>
+            <w:r>
+              <w:rPr>
+                <w:rFonts w:ascii="Arial" w:hAnsi="Arial"/>
+                <w:sz w:val="20"/>
+              </w:rPr>
+              <w:t>94</w:t>
+            </w:r>
+          </w:p>
+        </w:tc>
+        <w:tc>
+          <w:tcPr>
+            <w:tcW w:type="dxa" w:w="1368"/>
+            <w:tcBorders>
+              <w:top w:val="single" w:sz="6" w:color="000000"/>
+              <w:left w:val="single" w:sz="6" w:color="000000"/>
+              <w:bottom w:val="single" w:sz="6" w:color="000000"/>
+              <w:right w:val="single" w:sz="6" w:color="000000"/>
+            </w:tcBorders>
+          </w:tcPr>
+          <w:p>
+            <w:pPr>
+              <w:keepNext/>
+            </w:pPr>
+            <w:r/>
+            <w:r>
+              <w:rPr>
+                <w:rFonts w:ascii="Arial" w:hAnsi="Arial"/>
+                <w:sz w:val="20"/>
+              </w:rPr>
+              <w:t>846</w:t>
+            </w:r>
+          </w:p>
+        </w:tc>
+        <w:tc>
+          <w:tcPr>
+            <w:tcW w:type="dxa" w:w="1080"/>
+            <w:tcBorders>
+              <w:top w:val="single" w:sz="6" w:color="000000"/>
+              <w:left w:val="single" w:sz="6" w:color="000000"/>
+              <w:bottom w:val="single" w:sz="6" w:color="000000"/>
+              <w:right w:val="single" w:sz="6" w:color="000000"/>
+            </w:tcBorders>
+          </w:tcPr>
+          <w:p>
+            <w:pPr>
+              <w:keepNext/>
+            </w:pPr>
+            <w:r/>
+            <w:r>
+              <w:rPr>
+                <w:rFonts w:ascii="Arial" w:hAnsi="Arial"/>
+                <w:sz w:val="20"/>
+              </w:rPr>
+              <w:t>16</w:t>
+            </w:r>
+          </w:p>
+        </w:tc>
+        <w:tc>
+          <w:tcPr>
+            <w:tcW w:type="dxa" w:w="2304"/>
+            <w:tcBorders>
+              <w:top w:val="single" w:sz="6" w:color="000000"/>
+              <w:left w:val="single" w:sz="6" w:color="000000"/>
+              <w:bottom w:val="single" w:sz="6" w:color="000000"/>
+              <w:right w:val="single" w:sz="6" w:color="000000"/>
+            </w:tcBorders>
+          </w:tcPr>
+          <w:p>
+            <w:pPr>
+              <w:keepNext/>
+            </w:pPr>
+            <w:r/>
+            <w:r>
+              <w:rPr>
+                <w:rFonts w:ascii="Arial" w:hAnsi="Arial"/>
+                <w:sz w:val="20"/>
+              </w:rPr>
+              <w:t>1.89</w:t>
+            </w:r>
+          </w:p>
+        </w:tc>
+      </w:tr>
+      <w:tr>
+        <w:trPr>
+          <w:cantSplit/>
+        </w:trPr>
+        <w:tc>
+          <w:tcPr>
+            <w:tcW w:type="dxa" w:w="1800"/>
+            <w:vMerge/>
+            <w:tcBorders>
+              <w:top w:val="nil"/>
+              <w:left w:val="single" w:sz="6" w:color="000000"/>
+              <w:bottom w:val="single" w:sz="6" w:color="000000"/>
+              <w:right w:val="single" w:sz="6" w:color="000000"/>
+            </w:tcBorders>
+          </w:tcPr>
+          <w:p>
+            <w:pPr>
+              <w:keepNext/>
+            </w:pPr>
+            <w:r/>
+            <w:r>
+              <w:rPr>
+                <w:rFonts w:ascii="Arial" w:hAnsi="Arial"/>
+                <w:sz w:val="20"/>
+              </w:rPr>
+            </w:r>
+          </w:p>
+        </w:tc>
+        <w:tc>
+          <w:tcPr>
+            <w:tcW w:type="dxa" w:w="1944"/>
+            <w:tcBorders>
+              <w:top w:val="single" w:sz="6" w:color="000000"/>
+              <w:left w:val="single" w:sz="6" w:color="000000"/>
+              <w:bottom w:val="single" w:sz="6" w:color="000000"/>
+              <w:right w:val="single" w:sz="6" w:color="000000"/>
+            </w:tcBorders>
+          </w:tcPr>
+          <w:p>
+            <w:pPr>
+              <w:keepNext/>
+            </w:pPr>
+            <w:r/>
+            <w:r>
+              <w:rPr>
+                <w:rFonts w:ascii="Arial" w:hAnsi="Arial"/>
+                <w:sz w:val="20"/>
+              </w:rPr>
+              <w:t>Both-COPD</w:t>
+            </w:r>
+          </w:p>
+        </w:tc>
+        <w:tc>
+          <w:tcPr>
+            <w:tcW w:type="dxa" w:w="864"/>
+            <w:tcBorders>
+              <w:top w:val="single" w:sz="6" w:color="000000"/>
+              <w:left w:val="single" w:sz="6" w:color="000000"/>
+              <w:bottom w:val="single" w:sz="6" w:color="000000"/>
+              <w:right w:val="single" w:sz="6" w:color="000000"/>
+            </w:tcBorders>
+          </w:tcPr>
+          <w:p>
+            <w:pPr>
+              <w:keepNext/>
+            </w:pPr>
+            <w:r/>
+            <w:r>
+              <w:rPr>
+                <w:rFonts w:ascii="Arial" w:hAnsi="Arial"/>
+                <w:sz w:val="20"/>
+              </w:rPr>
+              <w:t>548</w:t>
+            </w:r>
+          </w:p>
+        </w:tc>
+        <w:tc>
+          <w:tcPr>
+            <w:tcW w:type="dxa" w:w="1368"/>
+            <w:tcBorders>
+              <w:top w:val="single" w:sz="6" w:color="000000"/>
+              <w:left w:val="single" w:sz="6" w:color="000000"/>
+              <w:bottom w:val="single" w:sz="6" w:color="000000"/>
+              <w:right w:val="single" w:sz="6" w:color="000000"/>
+            </w:tcBorders>
+          </w:tcPr>
+          <w:p>
+            <w:pPr>
+              <w:keepNext/>
+            </w:pPr>
+            <w:r/>
+            <w:r>
+              <w:rPr>
+                <w:rFonts w:ascii="Arial" w:hAnsi="Arial"/>
+                <w:sz w:val="20"/>
+              </w:rPr>
+              <w:t>4,498</w:t>
+            </w:r>
+          </w:p>
+        </w:tc>
+        <w:tc>
+          <w:tcPr>
+            <w:tcW w:type="dxa" w:w="1080"/>
+            <w:tcBorders>
+              <w:top w:val="single" w:sz="6" w:color="000000"/>
+              <w:left w:val="single" w:sz="6" w:color="000000"/>
+              <w:bottom w:val="single" w:sz="6" w:color="000000"/>
+              <w:right w:val="single" w:sz="6" w:color="000000"/>
+            </w:tcBorders>
+          </w:tcPr>
+          <w:p>
+            <w:pPr>
+              <w:keepNext/>
+            </w:pPr>
+            <w:r/>
+            <w:r>
+              <w:rPr>
+                <w:rFonts w:ascii="Arial" w:hAnsi="Arial"/>
+                <w:sz w:val="20"/>
+              </w:rPr>
+              <w:t>134</w:t>
+            </w:r>
+          </w:p>
+        </w:tc>
+        <w:tc>
+          <w:tcPr>
+            <w:tcW w:type="dxa" w:w="2304"/>
+            <w:tcBorders>
+              <w:top w:val="single" w:sz="6" w:color="000000"/>
+              <w:left w:val="single" w:sz="6" w:color="000000"/>
+              <w:bottom w:val="single" w:sz="6" w:color="000000"/>
+              <w:right w:val="single" w:sz="6" w:color="000000"/>
+            </w:tcBorders>
+          </w:tcPr>
+          <w:p>
+            <w:pPr>
+              <w:keepNext/>
+            </w:pPr>
+            <w:r/>
+            <w:r>
+              <w:rPr>
+                <w:rFonts w:ascii="Arial" w:hAnsi="Arial"/>
+                <w:sz w:val="20"/>
+              </w:rPr>
+              <w:t>2.98</w:t>
+            </w:r>
+          </w:p>
+        </w:tc>
+      </w:tr>
+      <w:tr>
+        <w:trPr>
+          <w:cantSplit/>
+        </w:trPr>
+        <w:tc>
+          <w:tcPr>
+            <w:tcW w:type="dxa" w:w="1800"/>
+            <w:vMerge w:val="restart"/>
+            <w:tcBorders>
+              <w:top w:val="single" w:sz="6" w:color="000000"/>
+              <w:left w:val="single" w:sz="6" w:color="000000"/>
+              <w:bottom w:val="nil"/>
+              <w:right w:val="single" w:sz="6" w:color="000000"/>
+            </w:tcBorders>
+          </w:tcPr>
+          <w:p>
+            <w:pPr>
+              <w:keepNext/>
+            </w:pPr>
+            <w:r/>
+            <w:r>
+              <w:rPr>
+                <w:rFonts w:ascii="Arial" w:hAnsi="Arial"/>
+                <w:sz w:val="20"/>
+              </w:rPr>
+              <w:t>Respiratory mortality</w:t>
+            </w:r>
+          </w:p>
+        </w:tc>
+        <w:tc>
+          <w:tcPr>
+            <w:tcW w:type="dxa" w:w="1944"/>
+            <w:tcBorders>
+              <w:top w:val="single" w:sz="6" w:color="000000"/>
+              <w:left w:val="single" w:sz="6" w:color="000000"/>
+              <w:bottom w:val="single" w:sz="6" w:color="000000"/>
+              <w:right w:val="single" w:sz="6" w:color="000000"/>
+            </w:tcBorders>
+          </w:tcPr>
+          <w:p>
+            <w:pPr>
+              <w:keepNext/>
+            </w:pPr>
+            <w:r/>
+            <w:r>
+              <w:rPr>
+                <w:rFonts w:ascii="Arial" w:hAnsi="Arial"/>
+                <w:sz w:val="20"/>
+              </w:rPr>
+              <w:t>Both-noCOPD</w:t>
+            </w:r>
+          </w:p>
+        </w:tc>
+        <w:tc>
+          <w:tcPr>
+            <w:tcW w:type="dxa" w:w="864"/>
+            <w:tcBorders>
+              <w:top w:val="single" w:sz="6" w:color="000000"/>
+              <w:left w:val="single" w:sz="6" w:color="000000"/>
+              <w:bottom w:val="single" w:sz="6" w:color="000000"/>
+              <w:right w:val="single" w:sz="6" w:color="000000"/>
+            </w:tcBorders>
+          </w:tcPr>
+          <w:p>
+            <w:pPr>
+              <w:keepNext/>
+            </w:pPr>
+            <w:r/>
+            <w:r>
+              <w:rPr>
+                <w:rFonts w:ascii="Arial" w:hAnsi="Arial"/>
+                <w:sz w:val="20"/>
+              </w:rPr>
+              <w:t>4,109</w:t>
+            </w:r>
+          </w:p>
+        </w:tc>
+        <w:tc>
+          <w:tcPr>
+            <w:tcW w:type="dxa" w:w="1368"/>
+            <w:tcBorders>
+              <w:top w:val="single" w:sz="6" w:color="000000"/>
+              <w:left w:val="single" w:sz="6" w:color="000000"/>
+              <w:bottom w:val="single" w:sz="6" w:color="000000"/>
+              <w:right w:val="single" w:sz="6" w:color="000000"/>
+            </w:tcBorders>
+          </w:tcPr>
+          <w:p>
+            <w:pPr>
+              <w:keepNext/>
+            </w:pPr>
+            <w:r/>
+            <w:r>
+              <w:rPr>
+                <w:rFonts w:ascii="Arial" w:hAnsi="Arial"/>
+                <w:sz w:val="20"/>
+              </w:rPr>
+              <w:t>40,590</w:t>
+            </w:r>
+          </w:p>
+        </w:tc>
+        <w:tc>
+          <w:tcPr>
+            <w:tcW w:type="dxa" w:w="1080"/>
+            <w:tcBorders>
+              <w:top w:val="single" w:sz="6" w:color="000000"/>
+              <w:left w:val="single" w:sz="6" w:color="000000"/>
+              <w:bottom w:val="single" w:sz="6" w:color="000000"/>
+              <w:right w:val="single" w:sz="6" w:color="000000"/>
+            </w:tcBorders>
+          </w:tcPr>
+          <w:p>
+            <w:pPr>
+              <w:keepNext/>
+            </w:pPr>
+            <w:r/>
+            <w:r>
+              <w:rPr>
+                <w:rFonts w:ascii="Arial" w:hAnsi="Arial"/>
+                <w:sz w:val="20"/>
+              </w:rPr>
+              <w:t>12</w:t>
+            </w:r>
+          </w:p>
+        </w:tc>
+        <w:tc>
+          <w:tcPr>
+            <w:tcW w:type="dxa" w:w="2304"/>
+            <w:tcBorders>
+              <w:top w:val="single" w:sz="6" w:color="000000"/>
+              <w:left w:val="single" w:sz="6" w:color="000000"/>
+              <w:bottom w:val="single" w:sz="6" w:color="000000"/>
+              <w:right w:val="single" w:sz="6" w:color="000000"/>
+            </w:tcBorders>
+          </w:tcPr>
+          <w:p>
+            <w:pPr>
+              <w:keepNext/>
+            </w:pPr>
+            <w:r/>
+            <w:r>
+              <w:rPr>
+                <w:rFonts w:ascii="Arial" w:hAnsi="Arial"/>
+                <w:sz w:val="20"/>
+              </w:rPr>
+              <w:t>0.030</w:t>
+            </w:r>
+          </w:p>
+        </w:tc>
+      </w:tr>
+      <w:tr>
+        <w:trPr>
+          <w:cantSplit/>
+        </w:trPr>
+        <w:tc>
+          <w:tcPr>
+            <w:tcW w:type="dxa" w:w="1800"/>
+            <w:vMerge/>
+            <w:tcBorders>
+              <w:top w:val="nil"/>
+              <w:left w:val="single" w:sz="6" w:color="000000"/>
+              <w:bottom w:val="nil"/>
+              <w:right w:val="single" w:sz="6" w:color="000000"/>
+            </w:tcBorders>
+          </w:tcPr>
+          <w:p>
+            <w:pPr>
+              <w:keepNext/>
+            </w:pPr>
+            <w:r/>
+            <w:r>
+              <w:rPr>
+                <w:rFonts w:ascii="Arial" w:hAnsi="Arial"/>
+                <w:sz w:val="20"/>
+              </w:rPr>
+            </w:r>
+          </w:p>
+        </w:tc>
+        <w:tc>
+          <w:tcPr>
+            <w:tcW w:type="dxa" w:w="1944"/>
+            <w:tcBorders>
+              <w:top w:val="single" w:sz="6" w:color="000000"/>
+              <w:left w:val="single" w:sz="6" w:color="000000"/>
+              <w:bottom w:val="single" w:sz="6" w:color="000000"/>
+              <w:right w:val="single" w:sz="6" w:color="000000"/>
+            </w:tcBorders>
+          </w:tcPr>
+          <w:p>
+            <w:pPr>
+              <w:keepNext/>
+            </w:pPr>
+            <w:r/>
+            <w:r>
+              <w:rPr>
+                <w:rFonts w:ascii="Arial" w:hAnsi="Arial"/>
+                <w:sz w:val="20"/>
+              </w:rPr>
+              <w:t>CT-only-COPD</w:t>
+            </w:r>
+          </w:p>
+        </w:tc>
+        <w:tc>
+          <w:tcPr>
+            <w:tcW w:type="dxa" w:w="864"/>
+            <w:tcBorders>
+              <w:top w:val="single" w:sz="6" w:color="000000"/>
+              <w:left w:val="single" w:sz="6" w:color="000000"/>
+              <w:bottom w:val="single" w:sz="6" w:color="000000"/>
+              <w:right w:val="single" w:sz="6" w:color="000000"/>
+            </w:tcBorders>
+          </w:tcPr>
+          <w:p>
+            <w:pPr>
+              <w:keepNext/>
+            </w:pPr>
+            <w:r/>
+            <w:r>
+              <w:rPr>
+                <w:rFonts w:ascii="Arial" w:hAnsi="Arial"/>
+                <w:sz w:val="20"/>
+              </w:rPr>
+              <w:t>538</w:t>
+            </w:r>
+          </w:p>
+        </w:tc>
+        <w:tc>
+          <w:tcPr>
+            <w:tcW w:type="dxa" w:w="1368"/>
+            <w:tcBorders>
+              <w:top w:val="single" w:sz="6" w:color="000000"/>
+              <w:left w:val="single" w:sz="6" w:color="000000"/>
+              <w:bottom w:val="single" w:sz="6" w:color="000000"/>
+              <w:right w:val="single" w:sz="6" w:color="000000"/>
+            </w:tcBorders>
+          </w:tcPr>
+          <w:p>
+            <w:pPr>
+              <w:keepNext/>
+            </w:pPr>
+            <w:r/>
+            <w:r>
+              <w:rPr>
+                <w:rFonts w:ascii="Arial" w:hAnsi="Arial"/>
+                <w:sz w:val="20"/>
+              </w:rPr>
+              <w:t>4,494</w:t>
+            </w:r>
+          </w:p>
+        </w:tc>
+        <w:tc>
+          <w:tcPr>
+            <w:tcW w:type="dxa" w:w="1080"/>
+            <w:tcBorders>
+              <w:top w:val="single" w:sz="6" w:color="000000"/>
+              <w:left w:val="single" w:sz="6" w:color="000000"/>
+              <w:bottom w:val="single" w:sz="6" w:color="000000"/>
+              <w:right w:val="single" w:sz="6" w:color="000000"/>
+            </w:tcBorders>
+          </w:tcPr>
+          <w:p>
+            <w:pPr>
+              <w:keepNext/>
+            </w:pPr>
+            <w:r/>
+            <w:r>
+              <w:rPr>
+                <w:rFonts w:ascii="Arial" w:hAnsi="Arial"/>
+                <w:sz w:val="20"/>
+              </w:rPr>
+              <w:t>4</w:t>
+            </w:r>
+          </w:p>
+        </w:tc>
+        <w:tc>
+          <w:tcPr>
+            <w:tcW w:type="dxa" w:w="2304"/>
+            <w:tcBorders>
+              <w:top w:val="single" w:sz="6" w:color="000000"/>
+              <w:left w:val="single" w:sz="6" w:color="000000"/>
+              <w:bottom w:val="single" w:sz="6" w:color="000000"/>
+              <w:right w:val="single" w:sz="6" w:color="000000"/>
+            </w:tcBorders>
+          </w:tcPr>
+          <w:p>
+            <w:pPr>
+              <w:keepNext/>
+            </w:pPr>
+            <w:r/>
+            <w:r>
+              <w:rPr>
+                <w:rFonts w:ascii="Arial" w:hAnsi="Arial"/>
+                <w:sz w:val="20"/>
+              </w:rPr>
+              <w:t>0.089</w:t>
+            </w:r>
+          </w:p>
+        </w:tc>
+      </w:tr>
+      <w:tr>
+        <w:trPr>
+          <w:cantSplit/>
+        </w:trPr>
+        <w:tc>
+          <w:tcPr>
+            <w:tcW w:type="dxa" w:w="1800"/>
+            <w:vMerge/>
+            <w:tcBorders>
+              <w:top w:val="nil"/>
+              <w:left w:val="single" w:sz="6" w:color="000000"/>
+              <w:bottom w:val="nil"/>
+              <w:right w:val="single" w:sz="6" w:color="000000"/>
+            </w:tcBorders>
+          </w:tcPr>
+          <w:p>
+            <w:pPr>
+              <w:keepNext/>
+            </w:pPr>
+            <w:r/>
+            <w:r>
+              <w:rPr>
+                <w:rFonts w:ascii="Arial" w:hAnsi="Arial"/>
+                <w:sz w:val="20"/>
+              </w:rPr>
+            </w:r>
+          </w:p>
+        </w:tc>
+        <w:tc>
+          <w:tcPr>
+            <w:tcW w:type="dxa" w:w="1944"/>
+            <w:tcBorders>
+              <w:top w:val="single" w:sz="6" w:color="000000"/>
+              <w:left w:val="single" w:sz="6" w:color="000000"/>
+              <w:bottom w:val="single" w:sz="6" w:color="000000"/>
+              <w:right w:val="single" w:sz="6" w:color="000000"/>
+            </w:tcBorders>
+          </w:tcPr>
+          <w:p>
+            <w:pPr>
+              <w:keepNext/>
+            </w:pPr>
+            <w:r/>
+            <w:r>
+              <w:rPr>
+                <w:rFonts w:ascii="Arial" w:hAnsi="Arial"/>
+                <w:sz w:val="20"/>
+              </w:rPr>
+              <w:t>ESI-only-COPD</w:t>
+            </w:r>
+          </w:p>
+        </w:tc>
+        <w:tc>
+          <w:tcPr>
+            <w:tcW w:type="dxa" w:w="864"/>
+            <w:tcBorders>
+              <w:top w:val="single" w:sz="6" w:color="000000"/>
+              <w:left w:val="single" w:sz="6" w:color="000000"/>
+              <w:bottom w:val="single" w:sz="6" w:color="000000"/>
+              <w:right w:val="single" w:sz="6" w:color="000000"/>
+            </w:tcBorders>
+          </w:tcPr>
+          <w:p>
+            <w:pPr>
+              <w:keepNext/>
+            </w:pPr>
+            <w:r/>
+            <w:r>
+              <w:rPr>
+                <w:rFonts w:ascii="Arial" w:hAnsi="Arial"/>
+                <w:sz w:val="20"/>
+              </w:rPr>
+              <w:t>94</w:t>
+            </w:r>
+          </w:p>
+        </w:tc>
+        <w:tc>
+          <w:tcPr>
+            <w:tcW w:type="dxa" w:w="1368"/>
+            <w:tcBorders>
+              <w:top w:val="single" w:sz="6" w:color="000000"/>
+              <w:left w:val="single" w:sz="6" w:color="000000"/>
+              <w:bottom w:val="single" w:sz="6" w:color="000000"/>
+              <w:right w:val="single" w:sz="6" w:color="000000"/>
+            </w:tcBorders>
+          </w:tcPr>
+          <w:p>
+            <w:pPr>
+              <w:keepNext/>
+            </w:pPr>
+            <w:r/>
+            <w:r>
+              <w:rPr>
+                <w:rFonts w:ascii="Arial" w:hAnsi="Arial"/>
+                <w:sz w:val="20"/>
+              </w:rPr>
+              <w:t>846</w:t>
+            </w:r>
+          </w:p>
+        </w:tc>
+        <w:tc>
+          <w:tcPr>
+            <w:tcW w:type="dxa" w:w="1080"/>
+            <w:tcBorders>
+              <w:top w:val="single" w:sz="6" w:color="000000"/>
+              <w:left w:val="single" w:sz="6" w:color="000000"/>
+              <w:bottom w:val="single" w:sz="6" w:color="000000"/>
+              <w:right w:val="single" w:sz="6" w:color="000000"/>
+            </w:tcBorders>
+          </w:tcPr>
+          <w:p>
+            <w:pPr>
+              <w:keepNext/>
+            </w:pPr>
+            <w:r/>
+            <w:r>
+              <w:rPr>
+                <w:rFonts w:ascii="Arial" w:hAnsi="Arial"/>
+                <w:sz w:val="20"/>
+              </w:rPr>
+              <w:t>1</w:t>
+            </w:r>
+          </w:p>
+        </w:tc>
+        <w:tc>
+          <w:tcPr>
+            <w:tcW w:type="dxa" w:w="2304"/>
+            <w:tcBorders>
+              <w:top w:val="single" w:sz="6" w:color="000000"/>
+              <w:left w:val="single" w:sz="6" w:color="000000"/>
+              <w:bottom w:val="single" w:sz="6" w:color="000000"/>
+              <w:right w:val="single" w:sz="6" w:color="000000"/>
+            </w:tcBorders>
+          </w:tcPr>
+          <w:p>
+            <w:pPr>
+              <w:keepNext/>
+            </w:pPr>
+            <w:r/>
+            <w:r>
+              <w:rPr>
+                <w:rFonts w:ascii="Arial" w:hAnsi="Arial"/>
+                <w:sz w:val="20"/>
+              </w:rPr>
+              <w:t>0.118</w:t>
+            </w:r>
+          </w:p>
+        </w:tc>
+      </w:tr>
+      <w:tr>
+        <w:trPr>
+          <w:cantSplit/>
+        </w:trPr>
+        <w:tc>
+          <w:tcPr>
+            <w:tcW w:type="dxa" w:w="1800"/>
+            <w:vMerge/>
+            <w:tcBorders>
+              <w:top w:val="nil"/>
+              <w:left w:val="single" w:sz="6" w:color="000000"/>
+              <w:bottom w:val="single" w:sz="6" w:color="000000"/>
+              <w:right w:val="single" w:sz="6" w:color="000000"/>
+            </w:tcBorders>
+          </w:tcPr>
+          <w:p>
+            <w:pPr>
+              <w:keepNext/>
+            </w:pPr>
+            <w:r/>
+            <w:r>
+              <w:rPr>
+                <w:rFonts w:ascii="Arial" w:hAnsi="Arial"/>
+                <w:sz w:val="20"/>
+              </w:rPr>
+            </w:r>
+          </w:p>
+        </w:tc>
+        <w:tc>
+          <w:tcPr>
+            <w:tcW w:type="dxa" w:w="1944"/>
+            <w:tcBorders>
+              <w:top w:val="single" w:sz="6" w:color="000000"/>
+              <w:left w:val="single" w:sz="6" w:color="000000"/>
+              <w:bottom w:val="single" w:sz="6" w:color="000000"/>
+              <w:right w:val="single" w:sz="6" w:color="000000"/>
+            </w:tcBorders>
+          </w:tcPr>
+          <w:p>
+            <w:pPr>
+              <w:keepNext/>
+            </w:pPr>
+            <w:r/>
+            <w:r>
+              <w:rPr>
+                <w:rFonts w:ascii="Arial" w:hAnsi="Arial"/>
+                <w:sz w:val="20"/>
+              </w:rPr>
+              <w:t>Both-COPD</w:t>
+            </w:r>
+          </w:p>
+        </w:tc>
+        <w:tc>
+          <w:tcPr>
+            <w:tcW w:type="dxa" w:w="864"/>
+            <w:tcBorders>
+              <w:top w:val="single" w:sz="6" w:color="000000"/>
+              <w:left w:val="single" w:sz="6" w:color="000000"/>
+              <w:bottom w:val="single" w:sz="6" w:color="000000"/>
+              <w:right w:val="single" w:sz="6" w:color="000000"/>
+            </w:tcBorders>
+          </w:tcPr>
+          <w:p>
+            <w:pPr>
+              <w:keepNext/>
+            </w:pPr>
+            <w:r/>
+            <w:r>
+              <w:rPr>
+                <w:rFonts w:ascii="Arial" w:hAnsi="Arial"/>
+                <w:sz w:val="20"/>
+              </w:rPr>
+              <w:t>548</w:t>
+            </w:r>
+          </w:p>
+        </w:tc>
+        <w:tc>
+          <w:tcPr>
+            <w:tcW w:type="dxa" w:w="1368"/>
+            <w:tcBorders>
+              <w:top w:val="single" w:sz="6" w:color="000000"/>
+              <w:left w:val="single" w:sz="6" w:color="000000"/>
+              <w:bottom w:val="single" w:sz="6" w:color="000000"/>
+              <w:right w:val="single" w:sz="6" w:color="000000"/>
+            </w:tcBorders>
+          </w:tcPr>
+          <w:p>
+            <w:pPr>
+              <w:keepNext/>
+            </w:pPr>
+            <w:r/>
+            <w:r>
+              <w:rPr>
+                <w:rFonts w:ascii="Arial" w:hAnsi="Arial"/>
+                <w:sz w:val="20"/>
+              </w:rPr>
+              <w:t>4,498</w:t>
+            </w:r>
+          </w:p>
+        </w:tc>
+        <w:tc>
+          <w:tcPr>
+            <w:tcW w:type="dxa" w:w="1080"/>
+            <w:tcBorders>
+              <w:top w:val="single" w:sz="6" w:color="000000"/>
+              <w:left w:val="single" w:sz="6" w:color="000000"/>
+              <w:bottom w:val="single" w:sz="6" w:color="000000"/>
+              <w:right w:val="single" w:sz="6" w:color="000000"/>
+            </w:tcBorders>
+          </w:tcPr>
+          <w:p>
+            <w:pPr>
+              <w:keepNext/>
+            </w:pPr>
+            <w:r/>
+            <w:r>
+              <w:rPr>
+                <w:rFonts w:ascii="Arial" w:hAnsi="Arial"/>
+                <w:sz w:val="20"/>
+              </w:rPr>
+              <w:t>7</w:t>
+            </w:r>
+          </w:p>
+        </w:tc>
+        <w:tc>
+          <w:tcPr>
+            <w:tcW w:type="dxa" w:w="2304"/>
+            <w:tcBorders>
+              <w:top w:val="single" w:sz="6" w:color="000000"/>
+              <w:left w:val="single" w:sz="6" w:color="000000"/>
+              <w:bottom w:val="single" w:sz="6" w:color="000000"/>
+              <w:right w:val="single" w:sz="6" w:color="000000"/>
+            </w:tcBorders>
+          </w:tcPr>
+          <w:p>
+            <w:pPr>
+              <w:keepNext/>
+            </w:pPr>
+            <w:r/>
+            <w:r>
+              <w:rPr>
+                <w:rFonts w:ascii="Arial" w:hAnsi="Arial"/>
+                <w:sz w:val="20"/>
+              </w:rPr>
+              <w:t>0.156</w:t>
+            </w:r>
+          </w:p>
+        </w:tc>
+      </w:tr>
+      <w:tr>
+        <w:trPr>
+          <w:cantSplit/>
+        </w:trPr>
+        <w:tc>
+          <w:tcPr>
+            <w:tcW w:type="dxa" w:w="1800"/>
+            <w:vMerge w:val="restart"/>
+            <w:tcBorders>
+              <w:top w:val="single" w:sz="6" w:color="000000"/>
+              <w:left w:val="single" w:sz="6" w:color="000000"/>
+              <w:bottom w:val="nil"/>
+              <w:right w:val="single" w:sz="6" w:color="000000"/>
+            </w:tcBorders>
+          </w:tcPr>
+          <w:p>
+            <w:pPr>
+              <w:keepNext/>
+            </w:pPr>
+            <w:r/>
+            <w:r>
+              <w:rPr>
+                <w:rFonts w:ascii="Arial" w:hAnsi="Arial"/>
+                <w:sz w:val="20"/>
+              </w:rPr>
+              <w:t>Exacerbations</w:t>
+            </w:r>
+          </w:p>
+        </w:tc>
+        <w:tc>
+          <w:tcPr>
+            <w:tcW w:type="dxa" w:w="1944"/>
+            <w:tcBorders>
+              <w:top w:val="single" w:sz="6" w:color="000000"/>
+              <w:left w:val="single" w:sz="6" w:color="000000"/>
+              <w:bottom w:val="single" w:sz="6" w:color="000000"/>
+              <w:right w:val="single" w:sz="6" w:color="000000"/>
+            </w:tcBorders>
+          </w:tcPr>
+          <w:p>
+            <w:pPr>
+              <w:keepNext/>
+            </w:pPr>
+            <w:r/>
+            <w:r>
+              <w:rPr>
+                <w:rFonts w:ascii="Arial" w:hAnsi="Arial"/>
+                <w:sz w:val="20"/>
+              </w:rPr>
+              <w:t>Both-noCOPD</w:t>
+            </w:r>
+          </w:p>
+        </w:tc>
+        <w:tc>
+          <w:tcPr>
+            <w:tcW w:type="dxa" w:w="864"/>
+            <w:tcBorders>
+              <w:top w:val="single" w:sz="6" w:color="000000"/>
+              <w:left w:val="single" w:sz="6" w:color="000000"/>
+              <w:bottom w:val="single" w:sz="6" w:color="000000"/>
+              <w:right w:val="single" w:sz="6" w:color="000000"/>
+            </w:tcBorders>
+          </w:tcPr>
+          <w:p>
+            <w:pPr>
+              <w:keepNext/>
+            </w:pPr>
+            <w:r/>
+            <w:r>
+              <w:rPr>
+                <w:rFonts w:ascii="Arial" w:hAnsi="Arial"/>
+                <w:sz w:val="20"/>
+              </w:rPr>
+              <w:t>3,639</w:t>
+            </w:r>
+          </w:p>
+        </w:tc>
+        <w:tc>
+          <w:tcPr>
+            <w:tcW w:type="dxa" w:w="1368"/>
+            <w:tcBorders>
+              <w:top w:val="single" w:sz="6" w:color="000000"/>
+              <w:left w:val="single" w:sz="6" w:color="000000"/>
+              <w:bottom w:val="single" w:sz="6" w:color="000000"/>
+              <w:right w:val="single" w:sz="6" w:color="000000"/>
+            </w:tcBorders>
+          </w:tcPr>
+          <w:p>
+            <w:pPr>
+              <w:keepNext/>
+            </w:pPr>
+            <w:r/>
+            <w:r>
+              <w:rPr>
+                <w:rFonts w:ascii="Arial" w:hAnsi="Arial"/>
+                <w:sz w:val="20"/>
+              </w:rPr>
+              <w:t>33,601</w:t>
+            </w:r>
+          </w:p>
+        </w:tc>
+        <w:tc>
+          <w:tcPr>
+            <w:tcW w:type="dxa" w:w="1080"/>
+            <w:tcBorders>
+              <w:top w:val="single" w:sz="6" w:color="000000"/>
+              <w:left w:val="single" w:sz="6" w:color="000000"/>
+              <w:bottom w:val="single" w:sz="6" w:color="000000"/>
+              <w:right w:val="single" w:sz="6" w:color="000000"/>
+            </w:tcBorders>
+          </w:tcPr>
+          <w:p>
+            <w:pPr>
+              <w:keepNext/>
+            </w:pPr>
+            <w:r/>
+            <w:r>
+              <w:rPr>
+                <w:rFonts w:ascii="Arial" w:hAnsi="Arial"/>
+                <w:sz w:val="20"/>
+              </w:rPr>
+              <w:t>4,135</w:t>
+            </w:r>
+          </w:p>
+        </w:tc>
+        <w:tc>
+          <w:tcPr>
+            <w:tcW w:type="dxa" w:w="2304"/>
+            <w:tcBorders>
+              <w:top w:val="single" w:sz="6" w:color="000000"/>
+              <w:left w:val="single" w:sz="6" w:color="000000"/>
+              <w:bottom w:val="single" w:sz="6" w:color="000000"/>
+              <w:right w:val="single" w:sz="6" w:color="000000"/>
+            </w:tcBorders>
+          </w:tcPr>
+          <w:p>
+            <w:pPr>
+              <w:keepNext/>
+            </w:pPr>
+            <w:r/>
+            <w:r>
+              <w:rPr>
+                <w:rFonts w:ascii="Arial" w:hAnsi="Arial"/>
+                <w:sz w:val="20"/>
+              </w:rPr>
+              <w:t>12.31</w:t>
+            </w:r>
+          </w:p>
+        </w:tc>
+      </w:tr>
+      <w:tr>
+        <w:trPr>
+          <w:cantSplit/>
+        </w:trPr>
+        <w:tc>
+          <w:tcPr>
+            <w:tcW w:type="dxa" w:w="1800"/>
+            <w:vMerge/>
+            <w:tcBorders>
+              <w:top w:val="nil"/>
+              <w:left w:val="single" w:sz="6" w:color="000000"/>
+              <w:bottom w:val="nil"/>
+              <w:right w:val="single" w:sz="6" w:color="000000"/>
+            </w:tcBorders>
+          </w:tcPr>
+          <w:p>
+            <w:pPr>
+              <w:keepNext/>
+            </w:pPr>
+            <w:r/>
+            <w:r>
+              <w:rPr>
+                <w:rFonts w:ascii="Arial" w:hAnsi="Arial"/>
+                <w:sz w:val="20"/>
+              </w:rPr>
+            </w:r>
+          </w:p>
+        </w:tc>
+        <w:tc>
+          <w:tcPr>
+            <w:tcW w:type="dxa" w:w="1944"/>
+            <w:tcBorders>
+              <w:top w:val="single" w:sz="6" w:color="000000"/>
+              <w:left w:val="single" w:sz="6" w:color="000000"/>
+              <w:bottom w:val="single" w:sz="6" w:color="000000"/>
+              <w:right w:val="single" w:sz="6" w:color="000000"/>
+            </w:tcBorders>
+          </w:tcPr>
+          <w:p>
+            <w:pPr>
+              <w:keepNext/>
+            </w:pPr>
+            <w:r/>
+            <w:r>
+              <w:rPr>
+                <w:rFonts w:ascii="Arial" w:hAnsi="Arial"/>
+                <w:sz w:val="20"/>
+              </w:rPr>
+              <w:t>CT-only-COPD</w:t>
+            </w:r>
+          </w:p>
+        </w:tc>
+        <w:tc>
+          <w:tcPr>
+            <w:tcW w:type="dxa" w:w="864"/>
+            <w:tcBorders>
+              <w:top w:val="single" w:sz="6" w:color="000000"/>
+              <w:left w:val="single" w:sz="6" w:color="000000"/>
+              <w:bottom w:val="single" w:sz="6" w:color="000000"/>
+              <w:right w:val="single" w:sz="6" w:color="000000"/>
+            </w:tcBorders>
+          </w:tcPr>
+          <w:p>
+            <w:pPr>
+              <w:keepNext/>
+            </w:pPr>
+            <w:r/>
+            <w:r>
+              <w:rPr>
+                <w:rFonts w:ascii="Arial" w:hAnsi="Arial"/>
+                <w:sz w:val="20"/>
+              </w:rPr>
+              <w:t>454</w:t>
+            </w:r>
+          </w:p>
+        </w:tc>
+        <w:tc>
+          <w:tcPr>
+            <w:tcW w:type="dxa" w:w="1368"/>
+            <w:tcBorders>
+              <w:top w:val="single" w:sz="6" w:color="000000"/>
+              <w:left w:val="single" w:sz="6" w:color="000000"/>
+              <w:bottom w:val="single" w:sz="6" w:color="000000"/>
+              <w:right w:val="single" w:sz="6" w:color="000000"/>
+            </w:tcBorders>
+          </w:tcPr>
+          <w:p>
+            <w:pPr>
+              <w:keepNext/>
+            </w:pPr>
+            <w:r/>
+            <w:r>
+              <w:rPr>
+                <w:rFonts w:ascii="Arial" w:hAnsi="Arial"/>
+                <w:sz w:val="20"/>
+              </w:rPr>
+              <w:t>3,550</w:t>
+            </w:r>
+          </w:p>
+        </w:tc>
+        <w:tc>
+          <w:tcPr>
+            <w:tcW w:type="dxa" w:w="1080"/>
+            <w:tcBorders>
+              <w:top w:val="single" w:sz="6" w:color="000000"/>
+              <w:left w:val="single" w:sz="6" w:color="000000"/>
+              <w:bottom w:val="single" w:sz="6" w:color="000000"/>
+              <w:right w:val="single" w:sz="6" w:color="000000"/>
+            </w:tcBorders>
+          </w:tcPr>
+          <w:p>
+            <w:pPr>
+              <w:keepNext/>
+            </w:pPr>
+            <w:r/>
+            <w:r>
+              <w:rPr>
+                <w:rFonts w:ascii="Arial" w:hAnsi="Arial"/>
+                <w:sz w:val="20"/>
+              </w:rPr>
+              <w:t>966</w:t>
+            </w:r>
+          </w:p>
+        </w:tc>
+        <w:tc>
+          <w:tcPr>
+            <w:tcW w:type="dxa" w:w="2304"/>
+            <w:tcBorders>
+              <w:top w:val="single" w:sz="6" w:color="000000"/>
+              <w:left w:val="single" w:sz="6" w:color="000000"/>
+              <w:bottom w:val="single" w:sz="6" w:color="000000"/>
+              <w:right w:val="single" w:sz="6" w:color="000000"/>
+            </w:tcBorders>
+          </w:tcPr>
+          <w:p>
+            <w:pPr>
+              <w:keepNext/>
+            </w:pPr>
+            <w:r/>
+            <w:r>
+              <w:rPr>
+                <w:rFonts w:ascii="Arial" w:hAnsi="Arial"/>
+                <w:sz w:val="20"/>
+              </w:rPr>
+              <w:t>27.21</w:t>
+            </w:r>
+          </w:p>
+        </w:tc>
+      </w:tr>
+      <w:tr>
+        <w:trPr>
+          <w:cantSplit/>
+        </w:trPr>
+        <w:tc>
+          <w:tcPr>
+            <w:tcW w:type="dxa" w:w="1800"/>
+            <w:vMerge/>
+            <w:tcBorders>
+              <w:top w:val="nil"/>
+              <w:left w:val="single" w:sz="6" w:color="000000"/>
+              <w:bottom w:val="nil"/>
+              <w:right w:val="single" w:sz="6" w:color="000000"/>
+            </w:tcBorders>
+          </w:tcPr>
+          <w:p>
+            <w:pPr>
+              <w:keepNext/>
+            </w:pPr>
+            <w:r/>
+            <w:r>
+              <w:rPr>
+                <w:rFonts w:ascii="Arial" w:hAnsi="Arial"/>
+                <w:sz w:val="20"/>
+              </w:rPr>
+            </w:r>
+          </w:p>
+        </w:tc>
+        <w:tc>
+          <w:tcPr>
+            <w:tcW w:type="dxa" w:w="1944"/>
+            <w:tcBorders>
+              <w:top w:val="single" w:sz="6" w:color="000000"/>
+              <w:left w:val="single" w:sz="6" w:color="000000"/>
+              <w:bottom w:val="single" w:sz="6" w:color="000000"/>
+              <w:right w:val="single" w:sz="6" w:color="000000"/>
+            </w:tcBorders>
+          </w:tcPr>
+          <w:p>
+            <w:pPr>
+              <w:keepNext/>
+            </w:pPr>
+            <w:r/>
+            <w:r>
+              <w:rPr>
+                <w:rFonts w:ascii="Arial" w:hAnsi="Arial"/>
+                <w:sz w:val="20"/>
+              </w:rPr>
+              <w:t>ESI-only-COPD</w:t>
+            </w:r>
+          </w:p>
+        </w:tc>
+        <w:tc>
+          <w:tcPr>
+            <w:tcW w:type="dxa" w:w="864"/>
+            <w:tcBorders>
+              <w:top w:val="single" w:sz="6" w:color="000000"/>
+              <w:left w:val="single" w:sz="6" w:color="000000"/>
+              <w:bottom w:val="single" w:sz="6" w:color="000000"/>
+              <w:right w:val="single" w:sz="6" w:color="000000"/>
+            </w:tcBorders>
+          </w:tcPr>
+          <w:p>
+            <w:pPr>
+              <w:keepNext/>
+            </w:pPr>
+            <w:r/>
+            <w:r>
+              <w:rPr>
+                <w:rFonts w:ascii="Arial" w:hAnsi="Arial"/>
+                <w:sz w:val="20"/>
+              </w:rPr>
+              <w:t>78</w:t>
+            </w:r>
+          </w:p>
+        </w:tc>
+        <w:tc>
+          <w:tcPr>
+            <w:tcW w:type="dxa" w:w="1368"/>
+            <w:tcBorders>
+              <w:top w:val="single" w:sz="6" w:color="000000"/>
+              <w:left w:val="single" w:sz="6" w:color="000000"/>
+              <w:bottom w:val="single" w:sz="6" w:color="000000"/>
+              <w:right w:val="single" w:sz="6" w:color="000000"/>
+            </w:tcBorders>
+          </w:tcPr>
+          <w:p>
+            <w:pPr>
+              <w:keepNext/>
+            </w:pPr>
+            <w:r/>
+            <w:r>
+              <w:rPr>
+                <w:rFonts w:ascii="Arial" w:hAnsi="Arial"/>
+                <w:sz w:val="20"/>
+              </w:rPr>
+              <w:t>663</w:t>
+            </w:r>
+          </w:p>
+        </w:tc>
+        <w:tc>
+          <w:tcPr>
+            <w:tcW w:type="dxa" w:w="1080"/>
+            <w:tcBorders>
+              <w:top w:val="single" w:sz="6" w:color="000000"/>
+              <w:left w:val="single" w:sz="6" w:color="000000"/>
+              <w:bottom w:val="single" w:sz="6" w:color="000000"/>
+              <w:right w:val="single" w:sz="6" w:color="000000"/>
+            </w:tcBorders>
+          </w:tcPr>
+          <w:p>
+            <w:pPr>
+              <w:keepNext/>
+            </w:pPr>
+            <w:r/>
+            <w:r>
+              <w:rPr>
+                <w:rFonts w:ascii="Arial" w:hAnsi="Arial"/>
+                <w:sz w:val="20"/>
+              </w:rPr>
+              <w:t>108</w:t>
+            </w:r>
+          </w:p>
+        </w:tc>
+        <w:tc>
+          <w:tcPr>
+            <w:tcW w:type="dxa" w:w="2304"/>
+            <w:tcBorders>
+              <w:top w:val="single" w:sz="6" w:color="000000"/>
+              <w:left w:val="single" w:sz="6" w:color="000000"/>
+              <w:bottom w:val="single" w:sz="6" w:color="000000"/>
+              <w:right w:val="single" w:sz="6" w:color="000000"/>
+            </w:tcBorders>
+          </w:tcPr>
+          <w:p>
+            <w:pPr>
+              <w:keepNext/>
+            </w:pPr>
+            <w:r/>
+            <w:r>
+              <w:rPr>
+                <w:rFonts w:ascii="Arial" w:hAnsi="Arial"/>
+                <w:sz w:val="20"/>
+              </w:rPr>
+              <w:t>16.28</w:t>
+            </w:r>
+          </w:p>
+        </w:tc>
+      </w:tr>
+      <w:tr>
+        <w:trPr>
+          <w:cantSplit/>
+        </w:trPr>
+        <w:tc>
+          <w:tcPr>
+            <w:tcW w:type="dxa" w:w="1800"/>
+            <w:vMerge/>
+            <w:tcBorders>
+              <w:top w:val="nil"/>
+              <w:left w:val="single" w:sz="6" w:color="000000"/>
+              <w:bottom w:val="single" w:sz="6" w:color="000000"/>
+              <w:right w:val="single" w:sz="6" w:color="000000"/>
+            </w:tcBorders>
+          </w:tcPr>
+          <w:p>
+            <w:pPr>
+              <w:keepNext/>
+            </w:pPr>
+            <w:r/>
+            <w:r>
+              <w:rPr>
+                <w:rFonts w:ascii="Arial" w:hAnsi="Arial"/>
+                <w:sz w:val="20"/>
+              </w:rPr>
+            </w:r>
+          </w:p>
+        </w:tc>
+        <w:tc>
+          <w:tcPr>
+            <w:tcW w:type="dxa" w:w="1944"/>
+            <w:tcBorders>
+              <w:top w:val="single" w:sz="6" w:color="000000"/>
+              <w:left w:val="single" w:sz="6" w:color="000000"/>
+              <w:bottom w:val="single" w:sz="6" w:color="000000"/>
+              <w:right w:val="single" w:sz="6" w:color="000000"/>
+            </w:tcBorders>
+          </w:tcPr>
+          <w:p>
+            <w:pPr>
+              <w:keepNext/>
+            </w:pPr>
+            <w:r/>
+            <w:r>
+              <w:rPr>
+                <w:rFonts w:ascii="Arial" w:hAnsi="Arial"/>
+                <w:sz w:val="20"/>
+              </w:rPr>
+              <w:t>Both-COPD</w:t>
+            </w:r>
+          </w:p>
+        </w:tc>
+        <w:tc>
+          <w:tcPr>
+            <w:tcW w:type="dxa" w:w="864"/>
+            <w:tcBorders>
+              <w:top w:val="single" w:sz="6" w:color="000000"/>
+              <w:left w:val="single" w:sz="6" w:color="000000"/>
+              <w:bottom w:val="single" w:sz="6" w:color="000000"/>
+              <w:right w:val="single" w:sz="6" w:color="000000"/>
+            </w:tcBorders>
+          </w:tcPr>
+          <w:p>
+            <w:pPr>
+              <w:keepNext/>
+            </w:pPr>
+            <w:r/>
+            <w:r>
+              <w:rPr>
+                <w:rFonts w:ascii="Arial" w:hAnsi="Arial"/>
+                <w:sz w:val="20"/>
+              </w:rPr>
+              <w:t>464</w:t>
+            </w:r>
+          </w:p>
+        </w:tc>
+        <w:tc>
+          <w:tcPr>
+            <w:tcW w:type="dxa" w:w="1368"/>
+            <w:tcBorders>
+              <w:top w:val="single" w:sz="6" w:color="000000"/>
+              <w:left w:val="single" w:sz="6" w:color="000000"/>
+              <w:bottom w:val="single" w:sz="6" w:color="000000"/>
+              <w:right w:val="single" w:sz="6" w:color="000000"/>
+            </w:tcBorders>
+          </w:tcPr>
+          <w:p>
+            <w:pPr>
+              <w:keepNext/>
+            </w:pPr>
+            <w:r/>
+            <w:r>
+              <w:rPr>
+                <w:rFonts w:ascii="Arial" w:hAnsi="Arial"/>
+                <w:sz w:val="20"/>
+              </w:rPr>
+              <w:t>3,438</w:t>
+            </w:r>
+          </w:p>
+        </w:tc>
+        <w:tc>
+          <w:tcPr>
+            <w:tcW w:type="dxa" w:w="1080"/>
+            <w:tcBorders>
+              <w:top w:val="single" w:sz="6" w:color="000000"/>
+              <w:left w:val="single" w:sz="6" w:color="000000"/>
+              <w:bottom w:val="single" w:sz="6" w:color="000000"/>
+              <w:right w:val="single" w:sz="6" w:color="000000"/>
+            </w:tcBorders>
+          </w:tcPr>
+          <w:p>
+            <w:pPr>
+              <w:keepNext/>
+            </w:pPr>
+            <w:r/>
+            <w:r>
+              <w:rPr>
+                <w:rFonts w:ascii="Arial" w:hAnsi="Arial"/>
+                <w:sz w:val="20"/>
+              </w:rPr>
+              <w:t>1,704</w:t>
+            </w:r>
+          </w:p>
+        </w:tc>
+        <w:tc>
+          <w:tcPr>
+            <w:tcW w:type="dxa" w:w="2304"/>
+            <w:tcBorders>
+              <w:top w:val="single" w:sz="6" w:color="000000"/>
+              <w:left w:val="single" w:sz="6" w:color="000000"/>
+              <w:bottom w:val="single" w:sz="6" w:color="000000"/>
+              <w:right w:val="single" w:sz="6" w:color="000000"/>
+            </w:tcBorders>
+          </w:tcPr>
+          <w:p>
+            <w:pPr>
+              <w:keepNext/>
+            </w:pPr>
+            <w:r/>
+            <w:r>
+              <w:rPr>
+                <w:rFonts w:ascii="Arial" w:hAnsi="Arial"/>
+                <w:sz w:val="20"/>
+              </w:rPr>
+              <w:t>49.57</w:t>
+            </w:r>
+          </w:p>
+        </w:tc>
+      </w:tr>
+    </w:tbl>
+    <w:p>
+      <w:pPr>
+        <w:keepNext/>
+      </w:pPr>
+    </w:p>
+    <w:p>
+      <w:pPr>
+        <w:keepLines/>
+      </w:pPr>
+      <w:bookmarkStart w:id="18" w:name="tbl_S18"/>
+      <w:bookmarkEnd w:id="18"/>
+      <w:r>
+        <w:rPr>
+          <w:rFonts w:ascii="Arial" w:hAnsi="Arial"/>
+          <w:b/>
+          <w:sz w:val="20"/>
+        </w:rPr>
+        <w:t xml:space="preserve">ST18. Observed event rates, event counts and follow-up time in the four cross-classification groups. </w:t>
+      </w:r>
+      <w:r>
+        <w:rPr>
+          <w:rFonts w:ascii="Arial" w:hAnsi="Arial"/>
+          <w:sz w:val="20"/>
+        </w:rPr>
+        <w:t>Rates are events per 100 person-years, computed directly from the observed events and follow-up time shown in the same row, with no model and no adjustment. The four groups are defined by whether a participant meets the COPD definition under the CT-based framework, the ESI-based framework, both or neither, within the preserved-spirometry subgroup analyzed in Table 2. Mortality and exacerbation outcomes are analyzed on different participant sets, so n and person-years are given separately for each outcome. Respiratory mortality is reported to three decimal places because the rates are well under one event per 100 person-years, and the event counts show how few deaths several of these rates rest on. Table 2 reports the crude rate ratio of each group against the Both-noCOPD reference, computed from these rates; Table 3 reports the corresponding covariate-adjusted estimates.</w:t>
+      </w:r>
+      <w:r>
+        <w:rPr>
+          <w:rFonts w:ascii="Arial" w:hAnsi="Arial"/>
+          <w:i/>
+          <w:sz w:val="20"/>
+        </w:rPr>
+        <w:t xml:space="preserve"> Abbreviations: </w:t>
+      </w:r>
+      <w:r>
+        <w:rPr>
+          <w:rFonts w:ascii="Arial" w:hAnsi="Arial"/>
+          <w:sz w:val="20"/>
+        </w:rPr>
+        <w:t>CT, computed tomography; ESI, Emphysema Severity Index; COPD, chronic obstructive pulmonary disease.</w:t>
       </w:r>
     </w:p>
     <w:sectPr>
